--- a/Module-3/Session-2/session2.docx
+++ b/Module-3/Session-2/session2.docx
@@ -56,7 +56,7 @@
           <w:sz w:val="28"/>
           <w:szCs w:val="28"/>
         </w:rPr>
-        <w:t>Q-</w:t>
+        <w:t>Q-1</w:t>
       </w:r>
       <w:r>
         <w:rPr>
@@ -65,7 +65,7 @@
           <w:sz w:val="28"/>
           <w:szCs w:val="28"/>
         </w:rPr>
-        <w:t>1</w:t>
+        <w:t>:</w:t>
       </w:r>
       <w:r>
         <w:rPr>
@@ -74,8 +74,72 @@
           <w:sz w:val="28"/>
           <w:szCs w:val="28"/>
         </w:rPr>
-        <w:t>:</w:t>
-      </w:r>
+        <w:t xml:space="preserve"> </w:t>
+      </w:r>
+      <w:r>
+        <w:rPr>
+          <w:sz w:val="28"/>
+          <w:szCs w:val="28"/>
+        </w:rPr>
+        <w:t xml:space="preserve">Create a class called Playlist with properties: name (string), </w:t>
+      </w:r>
+      <w:proofErr w:type="spellStart"/>
+      <w:r>
+        <w:rPr>
+          <w:sz w:val="28"/>
+          <w:szCs w:val="28"/>
+        </w:rPr>
+        <w:t>createdOn</w:t>
+      </w:r>
+      <w:proofErr w:type="spellEnd"/>
+      <w:r>
+        <w:rPr>
+          <w:sz w:val="28"/>
+          <w:szCs w:val="28"/>
+        </w:rPr>
+        <w:t xml:space="preserve"> (date), and </w:t>
+      </w:r>
+      <w:proofErr w:type="spellStart"/>
+      <w:r>
+        <w:rPr>
+          <w:sz w:val="28"/>
+          <w:szCs w:val="28"/>
+        </w:rPr>
+        <w:t>isPublic</w:t>
+      </w:r>
+      <w:proofErr w:type="spellEnd"/>
+      <w:r>
+        <w:rPr>
+          <w:sz w:val="28"/>
+          <w:szCs w:val="28"/>
+        </w:rPr>
+        <w:t xml:space="preserve"> (</w:t>
+      </w:r>
+      <w:proofErr w:type="spellStart"/>
+      <w:r>
+        <w:rPr>
+          <w:sz w:val="28"/>
+          <w:szCs w:val="28"/>
+        </w:rPr>
+        <w:t>boolean</w:t>
+      </w:r>
+      <w:proofErr w:type="spellEnd"/>
+      <w:r>
+        <w:rPr>
+          <w:sz w:val="28"/>
+          <w:szCs w:val="28"/>
+        </w:rPr>
+        <w:t>). Instantiate an object of Playlist and print all its properties.</w:t>
+      </w:r>
+    </w:p>
+    <w:p>
+      <w:pPr>
+        <w:ind w:left="1440"/>
+        <w:rPr>
+          <w:sz w:val="28"/>
+          <w:szCs w:val="28"/>
+        </w:rPr>
+      </w:pPr>
       <w:r>
         <w:rPr>
           <w:b/>
@@ -83,62 +147,1410 @@
           <w:sz w:val="28"/>
           <w:szCs w:val="28"/>
         </w:rPr>
-        <w:t xml:space="preserve"> </w:t>
-      </w:r>
-      <w:r>
-        <w:rPr>
-          <w:sz w:val="28"/>
-          <w:szCs w:val="28"/>
-        </w:rPr>
-        <w:t xml:space="preserve">Create a class called Playlist with properties: name (string), </w:t>
-      </w:r>
-      <w:proofErr w:type="spellStart"/>
-      <w:r>
-        <w:rPr>
-          <w:sz w:val="28"/>
-          <w:szCs w:val="28"/>
-        </w:rPr>
-        <w:t>createdOn</w:t>
-      </w:r>
-      <w:proofErr w:type="spellEnd"/>
-      <w:r>
-        <w:rPr>
-          <w:sz w:val="28"/>
-          <w:szCs w:val="28"/>
-        </w:rPr>
-        <w:t xml:space="preserve"> (date), and </w:t>
-      </w:r>
-      <w:proofErr w:type="spellStart"/>
-      <w:r>
-        <w:rPr>
-          <w:sz w:val="28"/>
-          <w:szCs w:val="28"/>
-        </w:rPr>
-        <w:t>isPublic</w:t>
-      </w:r>
-      <w:proofErr w:type="spellEnd"/>
-      <w:r>
-        <w:rPr>
-          <w:sz w:val="28"/>
-          <w:szCs w:val="28"/>
-        </w:rPr>
-        <w:t xml:space="preserve"> (</w:t>
-      </w:r>
-      <w:proofErr w:type="spellStart"/>
-      <w:r>
-        <w:rPr>
-          <w:sz w:val="28"/>
-          <w:szCs w:val="28"/>
-        </w:rPr>
-        <w:t>boolean</w:t>
-      </w:r>
-      <w:proofErr w:type="spellEnd"/>
-      <w:r>
-        <w:rPr>
-          <w:sz w:val="28"/>
-          <w:szCs w:val="28"/>
-        </w:rPr>
-        <w:t>). Instantiate an object of Playlist and print all its properties.</w:t>
+        <w:t>Ans:</w:t>
+      </w:r>
+    </w:p>
+    <w:p>
+      <w:pPr>
+        <w:ind w:left="1440"/>
+        <w:rPr>
+          <w:sz w:val="28"/>
+          <w:szCs w:val="28"/>
+        </w:rPr>
+      </w:pPr>
+      <w:r>
+        <w:rPr>
+          <w:sz w:val="28"/>
+          <w:szCs w:val="28"/>
+        </w:rPr>
+        <w:t>#include &lt;iostream&gt;</w:t>
+      </w:r>
+    </w:p>
+    <w:p>
+      <w:pPr>
+        <w:ind w:left="1440"/>
+        <w:rPr>
+          <w:sz w:val="28"/>
+          <w:szCs w:val="28"/>
+        </w:rPr>
+      </w:pPr>
+      <w:r>
+        <w:rPr>
+          <w:sz w:val="28"/>
+          <w:szCs w:val="28"/>
+        </w:rPr>
+        <w:t>using namespace std;</w:t>
+      </w:r>
+    </w:p>
+    <w:p>
+      <w:pPr>
+        <w:ind w:left="1440"/>
+        <w:rPr>
+          <w:sz w:val="28"/>
+          <w:szCs w:val="28"/>
+        </w:rPr>
+      </w:pPr>
+      <w:r>
+        <w:rPr>
+          <w:sz w:val="28"/>
+          <w:szCs w:val="28"/>
+        </w:rPr>
+        <w:t>class Task {</w:t>
+      </w:r>
+    </w:p>
+    <w:p>
+      <w:pPr>
+        <w:ind w:left="1440"/>
+        <w:rPr>
+          <w:sz w:val="28"/>
+          <w:szCs w:val="28"/>
+        </w:rPr>
+      </w:pPr>
+      <w:r>
+        <w:rPr>
+          <w:sz w:val="28"/>
+          <w:szCs w:val="28"/>
+        </w:rPr>
+        <w:t>public:</w:t>
+      </w:r>
+    </w:p>
+    <w:p>
+      <w:pPr>
+        <w:ind w:left="1440"/>
+        <w:rPr>
+          <w:sz w:val="28"/>
+          <w:szCs w:val="28"/>
+        </w:rPr>
+      </w:pPr>
+      <w:r>
+        <w:rPr>
+          <w:sz w:val="28"/>
+          <w:szCs w:val="28"/>
+        </w:rPr>
+        <w:t xml:space="preserve">    char title[50];</w:t>
+      </w:r>
+    </w:p>
+    <w:p>
+      <w:pPr>
+        <w:ind w:left="1440"/>
+        <w:rPr>
+          <w:sz w:val="28"/>
+          <w:szCs w:val="28"/>
+        </w:rPr>
+      </w:pPr>
+      <w:r>
+        <w:rPr>
+          <w:sz w:val="28"/>
+          <w:szCs w:val="28"/>
+        </w:rPr>
+        <w:t xml:space="preserve">    bool done;</w:t>
+      </w:r>
+    </w:p>
+    <w:p>
+      <w:pPr>
+        <w:ind w:left="1440"/>
+        <w:rPr>
+          <w:sz w:val="28"/>
+          <w:szCs w:val="28"/>
+        </w:rPr>
+      </w:pPr>
+      <w:r>
+        <w:rPr>
+          <w:sz w:val="28"/>
+          <w:szCs w:val="28"/>
+        </w:rPr>
+        <w:t xml:space="preserve">    Task() {</w:t>
+      </w:r>
+    </w:p>
+    <w:p>
+      <w:pPr>
+        <w:ind w:left="1440"/>
+        <w:rPr>
+          <w:sz w:val="28"/>
+          <w:szCs w:val="28"/>
+        </w:rPr>
+      </w:pPr>
+      <w:r>
+        <w:rPr>
+          <w:sz w:val="28"/>
+          <w:szCs w:val="28"/>
+        </w:rPr>
+        <w:t xml:space="preserve">        done = false;</w:t>
+      </w:r>
+    </w:p>
+    <w:p>
+      <w:pPr>
+        <w:ind w:left="1440"/>
+        <w:rPr>
+          <w:sz w:val="28"/>
+          <w:szCs w:val="28"/>
+        </w:rPr>
+      </w:pPr>
+      <w:r>
+        <w:rPr>
+          <w:sz w:val="28"/>
+          <w:szCs w:val="28"/>
+        </w:rPr>
+        <w:t xml:space="preserve">    }</w:t>
+      </w:r>
+    </w:p>
+    <w:p>
+      <w:pPr>
+        <w:ind w:left="1440"/>
+        <w:rPr>
+          <w:sz w:val="28"/>
+          <w:szCs w:val="28"/>
+        </w:rPr>
+      </w:pPr>
+      <w:r>
+        <w:rPr>
+          <w:sz w:val="28"/>
+          <w:szCs w:val="28"/>
+        </w:rPr>
+        <w:t xml:space="preserve">    Task(</w:t>
+      </w:r>
+      <w:proofErr w:type="spellStart"/>
+      <w:r>
+        <w:rPr>
+          <w:sz w:val="28"/>
+          <w:szCs w:val="28"/>
+        </w:rPr>
+        <w:t>const</w:t>
+      </w:r>
+      <w:proofErr w:type="spellEnd"/>
+      <w:r>
+        <w:rPr>
+          <w:sz w:val="28"/>
+          <w:szCs w:val="28"/>
+        </w:rPr>
+        <w:t xml:space="preserve"> char t[]) {</w:t>
+      </w:r>
+    </w:p>
+    <w:p>
+      <w:pPr>
+        <w:ind w:left="1440"/>
+        <w:rPr>
+          <w:sz w:val="28"/>
+          <w:szCs w:val="28"/>
+        </w:rPr>
+      </w:pPr>
+      <w:r>
+        <w:rPr>
+          <w:sz w:val="28"/>
+          <w:szCs w:val="28"/>
+        </w:rPr>
+        <w:t xml:space="preserve">        int </w:t>
+      </w:r>
+      <w:proofErr w:type="spellStart"/>
+      <w:r>
+        <w:rPr>
+          <w:sz w:val="28"/>
+          <w:szCs w:val="28"/>
+        </w:rPr>
+        <w:t>i</w:t>
+      </w:r>
+      <w:proofErr w:type="spellEnd"/>
+      <w:r>
+        <w:rPr>
+          <w:sz w:val="28"/>
+          <w:szCs w:val="28"/>
+        </w:rPr>
+        <w:t xml:space="preserve"> = 0;</w:t>
+      </w:r>
+    </w:p>
+    <w:p>
+      <w:pPr>
+        <w:ind w:left="1440"/>
+        <w:rPr>
+          <w:sz w:val="28"/>
+          <w:szCs w:val="28"/>
+        </w:rPr>
+      </w:pPr>
+      <w:r>
+        <w:rPr>
+          <w:sz w:val="28"/>
+          <w:szCs w:val="28"/>
+        </w:rPr>
+        <w:t xml:space="preserve">        while (t[</w:t>
+      </w:r>
+      <w:proofErr w:type="spellStart"/>
+      <w:r>
+        <w:rPr>
+          <w:sz w:val="28"/>
+          <w:szCs w:val="28"/>
+        </w:rPr>
+        <w:t>i</w:t>
+      </w:r>
+      <w:proofErr w:type="spellEnd"/>
+      <w:r>
+        <w:rPr>
+          <w:sz w:val="28"/>
+          <w:szCs w:val="28"/>
+        </w:rPr>
+        <w:t>] != '\0') {</w:t>
+      </w:r>
+    </w:p>
+    <w:p>
+      <w:pPr>
+        <w:ind w:left="1440"/>
+        <w:rPr>
+          <w:sz w:val="28"/>
+          <w:szCs w:val="28"/>
+        </w:rPr>
+      </w:pPr>
+      <w:r>
+        <w:rPr>
+          <w:sz w:val="28"/>
+          <w:szCs w:val="28"/>
+        </w:rPr>
+        <w:t xml:space="preserve">            title[</w:t>
+      </w:r>
+      <w:proofErr w:type="spellStart"/>
+      <w:r>
+        <w:rPr>
+          <w:sz w:val="28"/>
+          <w:szCs w:val="28"/>
+        </w:rPr>
+        <w:t>i</w:t>
+      </w:r>
+      <w:proofErr w:type="spellEnd"/>
+      <w:r>
+        <w:rPr>
+          <w:sz w:val="28"/>
+          <w:szCs w:val="28"/>
+        </w:rPr>
+        <w:t>] = t[</w:t>
+      </w:r>
+      <w:proofErr w:type="spellStart"/>
+      <w:r>
+        <w:rPr>
+          <w:sz w:val="28"/>
+          <w:szCs w:val="28"/>
+        </w:rPr>
+        <w:t>i</w:t>
+      </w:r>
+      <w:proofErr w:type="spellEnd"/>
+      <w:r>
+        <w:rPr>
+          <w:sz w:val="28"/>
+          <w:szCs w:val="28"/>
+        </w:rPr>
+        <w:t>];</w:t>
+      </w:r>
+    </w:p>
+    <w:p>
+      <w:pPr>
+        <w:ind w:left="1440"/>
+        <w:rPr>
+          <w:sz w:val="28"/>
+          <w:szCs w:val="28"/>
+        </w:rPr>
+      </w:pPr>
+      <w:r>
+        <w:rPr>
+          <w:sz w:val="28"/>
+          <w:szCs w:val="28"/>
+        </w:rPr>
+        <w:t xml:space="preserve">            </w:t>
+      </w:r>
+      <w:proofErr w:type="spellStart"/>
+      <w:r>
+        <w:rPr>
+          <w:sz w:val="28"/>
+          <w:szCs w:val="28"/>
+        </w:rPr>
+        <w:t>i</w:t>
+      </w:r>
+      <w:proofErr w:type="spellEnd"/>
+      <w:r>
+        <w:rPr>
+          <w:sz w:val="28"/>
+          <w:szCs w:val="28"/>
+        </w:rPr>
+        <w:t>++;</w:t>
+      </w:r>
+    </w:p>
+    <w:p>
+      <w:pPr>
+        <w:ind w:left="1440"/>
+        <w:rPr>
+          <w:sz w:val="28"/>
+          <w:szCs w:val="28"/>
+        </w:rPr>
+      </w:pPr>
+      <w:r>
+        <w:rPr>
+          <w:sz w:val="28"/>
+          <w:szCs w:val="28"/>
+        </w:rPr>
+        <w:t xml:space="preserve">        }</w:t>
+      </w:r>
+    </w:p>
+    <w:p>
+      <w:pPr>
+        <w:ind w:left="1440"/>
+        <w:rPr>
+          <w:sz w:val="28"/>
+          <w:szCs w:val="28"/>
+        </w:rPr>
+      </w:pPr>
+      <w:r>
+        <w:rPr>
+          <w:sz w:val="28"/>
+          <w:szCs w:val="28"/>
+        </w:rPr>
+        <w:t xml:space="preserve">        title[</w:t>
+      </w:r>
+      <w:proofErr w:type="spellStart"/>
+      <w:r>
+        <w:rPr>
+          <w:sz w:val="28"/>
+          <w:szCs w:val="28"/>
+        </w:rPr>
+        <w:t>i</w:t>
+      </w:r>
+      <w:proofErr w:type="spellEnd"/>
+      <w:r>
+        <w:rPr>
+          <w:sz w:val="28"/>
+          <w:szCs w:val="28"/>
+        </w:rPr>
+        <w:t>] = '\0';</w:t>
+      </w:r>
+    </w:p>
+    <w:p>
+      <w:pPr>
+        <w:ind w:left="1440"/>
+        <w:rPr>
+          <w:sz w:val="28"/>
+          <w:szCs w:val="28"/>
+        </w:rPr>
+      </w:pPr>
+      <w:r>
+        <w:rPr>
+          <w:sz w:val="28"/>
+          <w:szCs w:val="28"/>
+        </w:rPr>
+        <w:t xml:space="preserve">        done = false;</w:t>
+      </w:r>
+    </w:p>
+    <w:p>
+      <w:pPr>
+        <w:ind w:left="1440"/>
+        <w:rPr>
+          <w:sz w:val="28"/>
+          <w:szCs w:val="28"/>
+        </w:rPr>
+      </w:pPr>
+      <w:r>
+        <w:rPr>
+          <w:sz w:val="28"/>
+          <w:szCs w:val="28"/>
+        </w:rPr>
+        <w:t xml:space="preserve">    }</w:t>
+      </w:r>
+    </w:p>
+    <w:p>
+      <w:pPr>
+        <w:ind w:left="1440"/>
+        <w:rPr>
+          <w:sz w:val="28"/>
+          <w:szCs w:val="28"/>
+        </w:rPr>
+      </w:pPr>
+      <w:r>
+        <w:rPr>
+          <w:sz w:val="28"/>
+          <w:szCs w:val="28"/>
+        </w:rPr>
+        <w:t>};</w:t>
+      </w:r>
+    </w:p>
+    <w:p>
+      <w:pPr>
+        <w:ind w:left="1440"/>
+        <w:rPr>
+          <w:sz w:val="28"/>
+          <w:szCs w:val="28"/>
+        </w:rPr>
+      </w:pPr>
+      <w:r>
+        <w:rPr>
+          <w:sz w:val="28"/>
+          <w:szCs w:val="28"/>
+        </w:rPr>
+        <w:lastRenderedPageBreak/>
+        <w:t xml:space="preserve">class </w:t>
+      </w:r>
+      <w:proofErr w:type="spellStart"/>
+      <w:r>
+        <w:rPr>
+          <w:sz w:val="28"/>
+          <w:szCs w:val="28"/>
+        </w:rPr>
+        <w:t>TaskList</w:t>
+      </w:r>
+      <w:proofErr w:type="spellEnd"/>
+      <w:r>
+        <w:rPr>
+          <w:sz w:val="28"/>
+          <w:szCs w:val="28"/>
+        </w:rPr>
+        <w:t xml:space="preserve"> {</w:t>
+      </w:r>
+    </w:p>
+    <w:p>
+      <w:pPr>
+        <w:ind w:left="1440"/>
+        <w:rPr>
+          <w:sz w:val="28"/>
+          <w:szCs w:val="28"/>
+        </w:rPr>
+      </w:pPr>
+      <w:r>
+        <w:rPr>
+          <w:sz w:val="28"/>
+          <w:szCs w:val="28"/>
+        </w:rPr>
+        <w:t xml:space="preserve">    Task tasks[10];</w:t>
+      </w:r>
+    </w:p>
+    <w:p>
+      <w:pPr>
+        <w:ind w:left="1440"/>
+        <w:rPr>
+          <w:sz w:val="28"/>
+          <w:szCs w:val="28"/>
+        </w:rPr>
+      </w:pPr>
+      <w:r>
+        <w:rPr>
+          <w:sz w:val="28"/>
+          <w:szCs w:val="28"/>
+        </w:rPr>
+        <w:t xml:space="preserve">    int count;</w:t>
+      </w:r>
+    </w:p>
+    <w:p>
+      <w:pPr>
+        <w:ind w:left="1440"/>
+        <w:rPr>
+          <w:sz w:val="28"/>
+          <w:szCs w:val="28"/>
+        </w:rPr>
+      </w:pPr>
+      <w:r>
+        <w:rPr>
+          <w:sz w:val="28"/>
+          <w:szCs w:val="28"/>
+        </w:rPr>
+        <w:t>public:</w:t>
+      </w:r>
+    </w:p>
+    <w:p>
+      <w:pPr>
+        <w:ind w:left="1440"/>
+        <w:rPr>
+          <w:sz w:val="28"/>
+          <w:szCs w:val="28"/>
+        </w:rPr>
+      </w:pPr>
+      <w:r>
+        <w:rPr>
+          <w:sz w:val="28"/>
+          <w:szCs w:val="28"/>
+        </w:rPr>
+        <w:t xml:space="preserve">    </w:t>
+      </w:r>
+      <w:proofErr w:type="spellStart"/>
+      <w:r>
+        <w:rPr>
+          <w:sz w:val="28"/>
+          <w:szCs w:val="28"/>
+        </w:rPr>
+        <w:t>TaskList</w:t>
+      </w:r>
+      <w:proofErr w:type="spellEnd"/>
+      <w:r>
+        <w:rPr>
+          <w:sz w:val="28"/>
+          <w:szCs w:val="28"/>
+        </w:rPr>
+        <w:t>() {</w:t>
+      </w:r>
+    </w:p>
+    <w:p>
+      <w:pPr>
+        <w:ind w:left="1440"/>
+        <w:rPr>
+          <w:sz w:val="28"/>
+          <w:szCs w:val="28"/>
+        </w:rPr>
+      </w:pPr>
+      <w:r>
+        <w:rPr>
+          <w:sz w:val="28"/>
+          <w:szCs w:val="28"/>
+        </w:rPr>
+        <w:t xml:space="preserve">        count = 0;</w:t>
+      </w:r>
+    </w:p>
+    <w:p>
+      <w:pPr>
+        <w:ind w:left="1440"/>
+        <w:rPr>
+          <w:sz w:val="28"/>
+          <w:szCs w:val="28"/>
+        </w:rPr>
+      </w:pPr>
+      <w:r>
+        <w:rPr>
+          <w:sz w:val="28"/>
+          <w:szCs w:val="28"/>
+        </w:rPr>
+        <w:t xml:space="preserve">    }</w:t>
+      </w:r>
+    </w:p>
+    <w:p>
+      <w:pPr>
+        <w:ind w:left="1440"/>
+        <w:rPr>
+          <w:sz w:val="28"/>
+          <w:szCs w:val="28"/>
+        </w:rPr>
+      </w:pPr>
+      <w:r>
+        <w:rPr>
+          <w:sz w:val="28"/>
+          <w:szCs w:val="28"/>
+        </w:rPr>
+        <w:t xml:space="preserve">    void </w:t>
+      </w:r>
+      <w:proofErr w:type="spellStart"/>
+      <w:r>
+        <w:rPr>
+          <w:sz w:val="28"/>
+          <w:szCs w:val="28"/>
+        </w:rPr>
+        <w:t>addTask</w:t>
+      </w:r>
+      <w:proofErr w:type="spellEnd"/>
+      <w:r>
+        <w:rPr>
+          <w:sz w:val="28"/>
+          <w:szCs w:val="28"/>
+        </w:rPr>
+        <w:t>(</w:t>
+      </w:r>
+      <w:proofErr w:type="spellStart"/>
+      <w:r>
+        <w:rPr>
+          <w:sz w:val="28"/>
+          <w:szCs w:val="28"/>
+        </w:rPr>
+        <w:t>const</w:t>
+      </w:r>
+      <w:proofErr w:type="spellEnd"/>
+      <w:r>
+        <w:rPr>
+          <w:sz w:val="28"/>
+          <w:szCs w:val="28"/>
+        </w:rPr>
+        <w:t xml:space="preserve"> char title[]) {</w:t>
+      </w:r>
+    </w:p>
+    <w:p>
+      <w:pPr>
+        <w:ind w:left="1440"/>
+        <w:rPr>
+          <w:sz w:val="28"/>
+          <w:szCs w:val="28"/>
+        </w:rPr>
+      </w:pPr>
+      <w:r>
+        <w:rPr>
+          <w:sz w:val="28"/>
+          <w:szCs w:val="28"/>
+        </w:rPr>
+        <w:t xml:space="preserve">        if (count &lt; 10) {</w:t>
+      </w:r>
+    </w:p>
+    <w:p>
+      <w:pPr>
+        <w:ind w:left="1440"/>
+        <w:rPr>
+          <w:sz w:val="28"/>
+          <w:szCs w:val="28"/>
+        </w:rPr>
+      </w:pPr>
+      <w:r>
+        <w:rPr>
+          <w:sz w:val="28"/>
+          <w:szCs w:val="28"/>
+        </w:rPr>
+        <w:t xml:space="preserve">            tasks[count] = Task(title);</w:t>
+      </w:r>
+    </w:p>
+    <w:p>
+      <w:pPr>
+        <w:ind w:left="1440"/>
+        <w:rPr>
+          <w:sz w:val="28"/>
+          <w:szCs w:val="28"/>
+        </w:rPr>
+      </w:pPr>
+      <w:r>
+        <w:rPr>
+          <w:sz w:val="28"/>
+          <w:szCs w:val="28"/>
+        </w:rPr>
+        <w:t xml:space="preserve">            count++;</w:t>
+      </w:r>
+    </w:p>
+    <w:p>
+      <w:pPr>
+        <w:ind w:left="1440"/>
+        <w:rPr>
+          <w:sz w:val="28"/>
+          <w:szCs w:val="28"/>
+        </w:rPr>
+      </w:pPr>
+      <w:r>
+        <w:rPr>
+          <w:sz w:val="28"/>
+          <w:szCs w:val="28"/>
+        </w:rPr>
+        <w:t xml:space="preserve">        }</w:t>
+      </w:r>
+    </w:p>
+    <w:p>
+      <w:pPr>
+        <w:ind w:left="1440"/>
+        <w:rPr>
+          <w:sz w:val="28"/>
+          <w:szCs w:val="28"/>
+        </w:rPr>
+      </w:pPr>
+      <w:r>
+        <w:rPr>
+          <w:sz w:val="28"/>
+          <w:szCs w:val="28"/>
+        </w:rPr>
+        <w:t xml:space="preserve">    }</w:t>
+      </w:r>
+    </w:p>
+    <w:p>
+      <w:pPr>
+        <w:ind w:left="1440"/>
+        <w:rPr>
+          <w:sz w:val="28"/>
+          <w:szCs w:val="28"/>
+        </w:rPr>
+      </w:pPr>
+      <w:r>
+        <w:rPr>
+          <w:sz w:val="28"/>
+          <w:szCs w:val="28"/>
+        </w:rPr>
+        <w:t xml:space="preserve">    void </w:t>
+      </w:r>
+      <w:proofErr w:type="spellStart"/>
+      <w:r>
+        <w:rPr>
+          <w:sz w:val="28"/>
+          <w:szCs w:val="28"/>
+        </w:rPr>
+        <w:t>markTaskDone</w:t>
+      </w:r>
+      <w:proofErr w:type="spellEnd"/>
+      <w:r>
+        <w:rPr>
+          <w:sz w:val="28"/>
+          <w:szCs w:val="28"/>
+        </w:rPr>
+        <w:t>(int index) {</w:t>
+      </w:r>
+    </w:p>
+    <w:p>
+      <w:pPr>
+        <w:ind w:left="1440"/>
+        <w:rPr>
+          <w:sz w:val="28"/>
+          <w:szCs w:val="28"/>
+        </w:rPr>
+      </w:pPr>
+      <w:r>
+        <w:rPr>
+          <w:sz w:val="28"/>
+          <w:szCs w:val="28"/>
+        </w:rPr>
+        <w:t xml:space="preserve">        if (index &gt;= 0 &amp;&amp; index &lt; count) {</w:t>
+      </w:r>
+    </w:p>
+    <w:p>
+      <w:pPr>
+        <w:ind w:left="1440"/>
+        <w:rPr>
+          <w:sz w:val="28"/>
+          <w:szCs w:val="28"/>
+        </w:rPr>
+      </w:pPr>
+      <w:r>
+        <w:rPr>
+          <w:sz w:val="28"/>
+          <w:szCs w:val="28"/>
+        </w:rPr>
+        <w:t xml:space="preserve">            tasks[index].done = true;</w:t>
+      </w:r>
+    </w:p>
+    <w:p>
+      <w:pPr>
+        <w:ind w:left="1440"/>
+        <w:rPr>
+          <w:sz w:val="28"/>
+          <w:szCs w:val="28"/>
+        </w:rPr>
+      </w:pPr>
+      <w:r>
+        <w:rPr>
+          <w:sz w:val="28"/>
+          <w:szCs w:val="28"/>
+        </w:rPr>
+        <w:t xml:space="preserve">        }</w:t>
+      </w:r>
+    </w:p>
+    <w:p>
+      <w:pPr>
+        <w:ind w:left="1440"/>
+        <w:rPr>
+          <w:sz w:val="28"/>
+          <w:szCs w:val="28"/>
+        </w:rPr>
+      </w:pPr>
+      <w:r>
+        <w:rPr>
+          <w:sz w:val="28"/>
+          <w:szCs w:val="28"/>
+        </w:rPr>
+        <w:t xml:space="preserve">    }</w:t>
+      </w:r>
+    </w:p>
+    <w:p>
+      <w:pPr>
+        <w:ind w:left="1440"/>
+        <w:rPr>
+          <w:sz w:val="28"/>
+          <w:szCs w:val="28"/>
+        </w:rPr>
+      </w:pPr>
+    </w:p>
+    <w:p>
+      <w:pPr>
+        <w:ind w:left="1440"/>
+        <w:rPr>
+          <w:sz w:val="28"/>
+          <w:szCs w:val="28"/>
+        </w:rPr>
+      </w:pPr>
+      <w:r>
+        <w:rPr>
+          <w:sz w:val="28"/>
+          <w:szCs w:val="28"/>
+        </w:rPr>
+        <w:t xml:space="preserve">    void </w:t>
+      </w:r>
+      <w:proofErr w:type="spellStart"/>
+      <w:r>
+        <w:rPr>
+          <w:sz w:val="28"/>
+          <w:szCs w:val="28"/>
+        </w:rPr>
+        <w:t>showTasks</w:t>
+      </w:r>
+      <w:proofErr w:type="spellEnd"/>
+      <w:r>
+        <w:rPr>
+          <w:sz w:val="28"/>
+          <w:szCs w:val="28"/>
+        </w:rPr>
+        <w:t>() {</w:t>
+      </w:r>
+    </w:p>
+    <w:p>
+      <w:pPr>
+        <w:ind w:left="1440"/>
+        <w:rPr>
+          <w:sz w:val="28"/>
+          <w:szCs w:val="28"/>
+        </w:rPr>
+      </w:pPr>
+      <w:r>
+        <w:rPr>
+          <w:sz w:val="28"/>
+          <w:szCs w:val="28"/>
+        </w:rPr>
+        <w:t xml:space="preserve">        for (int </w:t>
+      </w:r>
+      <w:proofErr w:type="spellStart"/>
+      <w:r>
+        <w:rPr>
+          <w:sz w:val="28"/>
+          <w:szCs w:val="28"/>
+        </w:rPr>
+        <w:t>i</w:t>
+      </w:r>
+      <w:proofErr w:type="spellEnd"/>
+      <w:r>
+        <w:rPr>
+          <w:sz w:val="28"/>
+          <w:szCs w:val="28"/>
+        </w:rPr>
+        <w:t xml:space="preserve"> = 0; </w:t>
+      </w:r>
+      <w:proofErr w:type="spellStart"/>
+      <w:r>
+        <w:rPr>
+          <w:sz w:val="28"/>
+          <w:szCs w:val="28"/>
+        </w:rPr>
+        <w:t>i</w:t>
+      </w:r>
+      <w:proofErr w:type="spellEnd"/>
+      <w:r>
+        <w:rPr>
+          <w:sz w:val="28"/>
+          <w:szCs w:val="28"/>
+        </w:rPr>
+        <w:t xml:space="preserve"> &lt; count; </w:t>
+      </w:r>
+      <w:proofErr w:type="spellStart"/>
+      <w:r>
+        <w:rPr>
+          <w:sz w:val="28"/>
+          <w:szCs w:val="28"/>
+        </w:rPr>
+        <w:t>i</w:t>
+      </w:r>
+      <w:proofErr w:type="spellEnd"/>
+      <w:r>
+        <w:rPr>
+          <w:sz w:val="28"/>
+          <w:szCs w:val="28"/>
+        </w:rPr>
+        <w:t>++) {</w:t>
+      </w:r>
+    </w:p>
+    <w:p>
+      <w:pPr>
+        <w:ind w:left="1440"/>
+        <w:rPr>
+          <w:sz w:val="28"/>
+          <w:szCs w:val="28"/>
+        </w:rPr>
+      </w:pPr>
+      <w:r>
+        <w:rPr>
+          <w:sz w:val="28"/>
+          <w:szCs w:val="28"/>
+        </w:rPr>
+        <w:t xml:space="preserve">            </w:t>
+      </w:r>
+      <w:proofErr w:type="spellStart"/>
+      <w:r>
+        <w:rPr>
+          <w:sz w:val="28"/>
+          <w:szCs w:val="28"/>
+        </w:rPr>
+        <w:t>cout</w:t>
+      </w:r>
+      <w:proofErr w:type="spellEnd"/>
+      <w:r>
+        <w:rPr>
+          <w:sz w:val="28"/>
+          <w:szCs w:val="28"/>
+        </w:rPr>
+        <w:t xml:space="preserve"> &lt;&lt; </w:t>
+      </w:r>
+      <w:proofErr w:type="spellStart"/>
+      <w:r>
+        <w:rPr>
+          <w:sz w:val="28"/>
+          <w:szCs w:val="28"/>
+        </w:rPr>
+        <w:t>i</w:t>
+      </w:r>
+      <w:proofErr w:type="spellEnd"/>
+      <w:r>
+        <w:rPr>
+          <w:sz w:val="28"/>
+          <w:szCs w:val="28"/>
+        </w:rPr>
+        <w:t xml:space="preserve"> + 1 &lt;&lt; ". " &lt;&lt; tasks[</w:t>
+      </w:r>
+      <w:proofErr w:type="spellStart"/>
+      <w:r>
+        <w:rPr>
+          <w:sz w:val="28"/>
+          <w:szCs w:val="28"/>
+        </w:rPr>
+        <w:t>i</w:t>
+      </w:r>
+      <w:proofErr w:type="spellEnd"/>
+      <w:r>
+        <w:rPr>
+          <w:sz w:val="28"/>
+          <w:szCs w:val="28"/>
+        </w:rPr>
+        <w:t>].title;</w:t>
+      </w:r>
+    </w:p>
+    <w:p>
+      <w:pPr>
+        <w:ind w:left="1440"/>
+        <w:rPr>
+          <w:sz w:val="28"/>
+          <w:szCs w:val="28"/>
+        </w:rPr>
+      </w:pPr>
+      <w:r>
+        <w:rPr>
+          <w:sz w:val="28"/>
+          <w:szCs w:val="28"/>
+        </w:rPr>
+        <w:t xml:space="preserve">            if (tasks[</w:t>
+      </w:r>
+      <w:proofErr w:type="spellStart"/>
+      <w:r>
+        <w:rPr>
+          <w:sz w:val="28"/>
+          <w:szCs w:val="28"/>
+        </w:rPr>
+        <w:t>i</w:t>
+      </w:r>
+      <w:proofErr w:type="spellEnd"/>
+      <w:r>
+        <w:rPr>
+          <w:sz w:val="28"/>
+          <w:szCs w:val="28"/>
+        </w:rPr>
+        <w:t>].done)</w:t>
+      </w:r>
+    </w:p>
+    <w:p>
+      <w:pPr>
+        <w:ind w:left="1440"/>
+        <w:rPr>
+          <w:sz w:val="28"/>
+          <w:szCs w:val="28"/>
+        </w:rPr>
+      </w:pPr>
+      <w:r>
+        <w:rPr>
+          <w:sz w:val="28"/>
+          <w:szCs w:val="28"/>
+        </w:rPr>
+        <w:t xml:space="preserve">                </w:t>
+      </w:r>
+      <w:proofErr w:type="spellStart"/>
+      <w:r>
+        <w:rPr>
+          <w:sz w:val="28"/>
+          <w:szCs w:val="28"/>
+        </w:rPr>
+        <w:t>cout</w:t>
+      </w:r>
+      <w:proofErr w:type="spellEnd"/>
+      <w:r>
+        <w:rPr>
+          <w:sz w:val="28"/>
+          <w:szCs w:val="28"/>
+        </w:rPr>
+        <w:t xml:space="preserve"> &lt;&lt; " - Done";</w:t>
+      </w:r>
+    </w:p>
+    <w:p>
+      <w:pPr>
+        <w:ind w:left="1440"/>
+        <w:rPr>
+          <w:sz w:val="28"/>
+          <w:szCs w:val="28"/>
+        </w:rPr>
+      </w:pPr>
+      <w:r>
+        <w:rPr>
+          <w:sz w:val="28"/>
+          <w:szCs w:val="28"/>
+        </w:rPr>
+        <w:t xml:space="preserve">            else</w:t>
+      </w:r>
+    </w:p>
+    <w:p>
+      <w:pPr>
+        <w:ind w:left="1440"/>
+        <w:rPr>
+          <w:sz w:val="28"/>
+          <w:szCs w:val="28"/>
+        </w:rPr>
+      </w:pPr>
+      <w:r>
+        <w:rPr>
+          <w:sz w:val="28"/>
+          <w:szCs w:val="28"/>
+        </w:rPr>
+        <w:lastRenderedPageBreak/>
+        <w:t xml:space="preserve">                </w:t>
+      </w:r>
+      <w:proofErr w:type="spellStart"/>
+      <w:r>
+        <w:rPr>
+          <w:sz w:val="28"/>
+          <w:szCs w:val="28"/>
+        </w:rPr>
+        <w:t>cout</w:t>
+      </w:r>
+      <w:proofErr w:type="spellEnd"/>
+      <w:r>
+        <w:rPr>
+          <w:sz w:val="28"/>
+          <w:szCs w:val="28"/>
+        </w:rPr>
+        <w:t xml:space="preserve"> &lt;&lt; " - Pending";</w:t>
+      </w:r>
+    </w:p>
+    <w:p>
+      <w:pPr>
+        <w:ind w:left="1440"/>
+        <w:rPr>
+          <w:sz w:val="28"/>
+          <w:szCs w:val="28"/>
+        </w:rPr>
+      </w:pPr>
+      <w:r>
+        <w:rPr>
+          <w:sz w:val="28"/>
+          <w:szCs w:val="28"/>
+        </w:rPr>
+        <w:t xml:space="preserve">            </w:t>
+      </w:r>
+      <w:proofErr w:type="spellStart"/>
+      <w:r>
+        <w:rPr>
+          <w:sz w:val="28"/>
+          <w:szCs w:val="28"/>
+        </w:rPr>
+        <w:t>cout</w:t>
+      </w:r>
+      <w:proofErr w:type="spellEnd"/>
+      <w:r>
+        <w:rPr>
+          <w:sz w:val="28"/>
+          <w:szCs w:val="28"/>
+        </w:rPr>
+        <w:t xml:space="preserve"> &lt;&lt; </w:t>
+      </w:r>
+      <w:proofErr w:type="spellStart"/>
+      <w:r>
+        <w:rPr>
+          <w:sz w:val="28"/>
+          <w:szCs w:val="28"/>
+        </w:rPr>
+        <w:t>endl</w:t>
+      </w:r>
+      <w:proofErr w:type="spellEnd"/>
+      <w:r>
+        <w:rPr>
+          <w:sz w:val="28"/>
+          <w:szCs w:val="28"/>
+        </w:rPr>
+        <w:t>;</w:t>
+      </w:r>
+    </w:p>
+    <w:p>
+      <w:pPr>
+        <w:ind w:left="1440"/>
+        <w:rPr>
+          <w:sz w:val="28"/>
+          <w:szCs w:val="28"/>
+        </w:rPr>
+      </w:pPr>
+      <w:r>
+        <w:rPr>
+          <w:sz w:val="28"/>
+          <w:szCs w:val="28"/>
+        </w:rPr>
+        <w:t xml:space="preserve">        }</w:t>
+      </w:r>
+    </w:p>
+    <w:p>
+      <w:pPr>
+        <w:ind w:left="1440"/>
+        <w:rPr>
+          <w:sz w:val="28"/>
+          <w:szCs w:val="28"/>
+        </w:rPr>
+      </w:pPr>
+      <w:r>
+        <w:rPr>
+          <w:sz w:val="28"/>
+          <w:szCs w:val="28"/>
+        </w:rPr>
+        <w:t xml:space="preserve">    }</w:t>
+      </w:r>
+    </w:p>
+    <w:p>
+      <w:pPr>
+        <w:ind w:left="1440"/>
+        <w:rPr>
+          <w:sz w:val="28"/>
+          <w:szCs w:val="28"/>
+        </w:rPr>
+      </w:pPr>
+      <w:r>
+        <w:rPr>
+          <w:sz w:val="28"/>
+          <w:szCs w:val="28"/>
+        </w:rPr>
+        <w:t>};</w:t>
+      </w:r>
+    </w:p>
+    <w:p>
+      <w:pPr>
+        <w:ind w:left="1440"/>
+        <w:rPr>
+          <w:sz w:val="28"/>
+          <w:szCs w:val="28"/>
+        </w:rPr>
+      </w:pPr>
+      <w:r>
+        <w:rPr>
+          <w:sz w:val="28"/>
+          <w:szCs w:val="28"/>
+        </w:rPr>
+        <w:t>int main() {</w:t>
+      </w:r>
+    </w:p>
+    <w:p>
+      <w:pPr>
+        <w:ind w:left="1440"/>
+        <w:rPr>
+          <w:sz w:val="28"/>
+          <w:szCs w:val="28"/>
+        </w:rPr>
+      </w:pPr>
+      <w:r>
+        <w:rPr>
+          <w:sz w:val="28"/>
+          <w:szCs w:val="28"/>
+        </w:rPr>
+        <w:t xml:space="preserve">    </w:t>
+      </w:r>
+      <w:proofErr w:type="spellStart"/>
+      <w:r>
+        <w:rPr>
+          <w:sz w:val="28"/>
+          <w:szCs w:val="28"/>
+        </w:rPr>
+        <w:t>TaskList</w:t>
+      </w:r>
+      <w:proofErr w:type="spellEnd"/>
+      <w:r>
+        <w:rPr>
+          <w:sz w:val="28"/>
+          <w:szCs w:val="28"/>
+        </w:rPr>
+        <w:t xml:space="preserve"> list;</w:t>
+      </w:r>
+    </w:p>
+    <w:p>
+      <w:pPr>
+        <w:ind w:left="1440"/>
+        <w:rPr>
+          <w:sz w:val="28"/>
+          <w:szCs w:val="28"/>
+        </w:rPr>
+      </w:pPr>
+      <w:r>
+        <w:rPr>
+          <w:sz w:val="28"/>
+          <w:szCs w:val="28"/>
+        </w:rPr>
+        <w:t xml:space="preserve">    </w:t>
+      </w:r>
+      <w:proofErr w:type="spellStart"/>
+      <w:r>
+        <w:rPr>
+          <w:sz w:val="28"/>
+          <w:szCs w:val="28"/>
+        </w:rPr>
+        <w:t>list.addTask</w:t>
+      </w:r>
+      <w:proofErr w:type="spellEnd"/>
+      <w:r>
+        <w:rPr>
+          <w:sz w:val="28"/>
+          <w:szCs w:val="28"/>
+        </w:rPr>
+        <w:t>("Complete assignment");</w:t>
+      </w:r>
+    </w:p>
+    <w:p>
+      <w:pPr>
+        <w:ind w:left="1440"/>
+        <w:rPr>
+          <w:sz w:val="28"/>
+          <w:szCs w:val="28"/>
+        </w:rPr>
+      </w:pPr>
+      <w:r>
+        <w:rPr>
+          <w:sz w:val="28"/>
+          <w:szCs w:val="28"/>
+        </w:rPr>
+        <w:t xml:space="preserve">    </w:t>
+      </w:r>
+      <w:proofErr w:type="spellStart"/>
+      <w:r>
+        <w:rPr>
+          <w:sz w:val="28"/>
+          <w:szCs w:val="28"/>
+        </w:rPr>
+        <w:t>list.addTask</w:t>
+      </w:r>
+      <w:proofErr w:type="spellEnd"/>
+      <w:r>
+        <w:rPr>
+          <w:sz w:val="28"/>
+          <w:szCs w:val="28"/>
+        </w:rPr>
+        <w:t>("Study C++");</w:t>
+      </w:r>
+    </w:p>
+    <w:p>
+      <w:pPr>
+        <w:ind w:left="1440"/>
+        <w:rPr>
+          <w:sz w:val="28"/>
+          <w:szCs w:val="28"/>
+        </w:rPr>
+      </w:pPr>
+      <w:r>
+        <w:rPr>
+          <w:sz w:val="28"/>
+          <w:szCs w:val="28"/>
+        </w:rPr>
+        <w:t xml:space="preserve">    </w:t>
+      </w:r>
+      <w:proofErr w:type="spellStart"/>
+      <w:r>
+        <w:rPr>
+          <w:sz w:val="28"/>
+          <w:szCs w:val="28"/>
+        </w:rPr>
+        <w:t>list.addTask</w:t>
+      </w:r>
+      <w:proofErr w:type="spellEnd"/>
+      <w:r>
+        <w:rPr>
+          <w:sz w:val="28"/>
+          <w:szCs w:val="28"/>
+        </w:rPr>
+        <w:t>("Go for a walk");</w:t>
+      </w:r>
+    </w:p>
+    <w:p>
+      <w:pPr>
+        <w:ind w:left="1440"/>
+        <w:rPr>
+          <w:sz w:val="28"/>
+          <w:szCs w:val="28"/>
+        </w:rPr>
+      </w:pPr>
+      <w:r>
+        <w:rPr>
+          <w:sz w:val="28"/>
+          <w:szCs w:val="28"/>
+        </w:rPr>
+        <w:t xml:space="preserve">    </w:t>
+      </w:r>
+      <w:proofErr w:type="spellStart"/>
+      <w:r>
+        <w:rPr>
+          <w:sz w:val="28"/>
+          <w:szCs w:val="28"/>
+        </w:rPr>
+        <w:t>list.markTaskDone</w:t>
+      </w:r>
+      <w:proofErr w:type="spellEnd"/>
+      <w:r>
+        <w:rPr>
+          <w:sz w:val="28"/>
+          <w:szCs w:val="28"/>
+        </w:rPr>
+        <w:t>(1);</w:t>
+      </w:r>
+    </w:p>
+    <w:p>
+      <w:pPr>
+        <w:ind w:left="1440"/>
+        <w:rPr>
+          <w:sz w:val="28"/>
+          <w:szCs w:val="28"/>
+        </w:rPr>
+      </w:pPr>
+      <w:r>
+        <w:rPr>
+          <w:sz w:val="28"/>
+          <w:szCs w:val="28"/>
+        </w:rPr>
+        <w:t xml:space="preserve">    </w:t>
+      </w:r>
+      <w:proofErr w:type="spellStart"/>
+      <w:r>
+        <w:rPr>
+          <w:sz w:val="28"/>
+          <w:szCs w:val="28"/>
+        </w:rPr>
+        <w:t>list.showTasks</w:t>
+      </w:r>
+      <w:proofErr w:type="spellEnd"/>
+      <w:r>
+        <w:rPr>
+          <w:sz w:val="28"/>
+          <w:szCs w:val="28"/>
+        </w:rPr>
+        <w:t>();</w:t>
+      </w:r>
+    </w:p>
+    <w:p>
+      <w:pPr>
+        <w:ind w:left="1440"/>
+        <w:rPr>
+          <w:sz w:val="28"/>
+          <w:szCs w:val="28"/>
+        </w:rPr>
+      </w:pPr>
+      <w:r>
+        <w:rPr>
+          <w:sz w:val="28"/>
+          <w:szCs w:val="28"/>
+        </w:rPr>
+        <w:t xml:space="preserve">    return 0;</w:t>
+      </w:r>
+    </w:p>
+    <w:p>
+      <w:pPr>
+        <w:ind w:left="1440"/>
+        <w:rPr>
+          <w:sz w:val="28"/>
+          <w:szCs w:val="28"/>
+        </w:rPr>
+      </w:pPr>
+      <w:r>
+        <w:rPr>
+          <w:sz w:val="28"/>
+          <w:szCs w:val="28"/>
+        </w:rPr>
+        <w:t>}</w:t>
       </w:r>
     </w:p>
     <w:p>
@@ -156,7 +1568,7 @@
           <w:sz w:val="28"/>
           <w:szCs w:val="28"/>
         </w:rPr>
-        <w:t>Q-</w:t>
+        <w:t>Q-2</w:t>
       </w:r>
       <w:r>
         <w:rPr>
@@ -165,8 +1577,56 @@
           <w:sz w:val="28"/>
           <w:szCs w:val="28"/>
         </w:rPr>
-        <w:t>2</w:t>
-      </w:r>
+        <w:t xml:space="preserve">: </w:t>
+      </w:r>
+      <w:r>
+        <w:rPr>
+          <w:sz w:val="28"/>
+          <w:szCs w:val="28"/>
+        </w:rPr>
+        <w:t xml:space="preserve">Add a member function to your Playlist class named </w:t>
+      </w:r>
+      <w:proofErr w:type="spellStart"/>
+      <w:r>
+        <w:rPr>
+          <w:sz w:val="28"/>
+          <w:szCs w:val="28"/>
+        </w:rPr>
+        <w:t>togglePublic</w:t>
+      </w:r>
+      <w:proofErr w:type="spellEnd"/>
+      <w:r>
+        <w:rPr>
+          <w:sz w:val="28"/>
+          <w:szCs w:val="28"/>
+        </w:rPr>
+        <w:t xml:space="preserve">() that switches </w:t>
+      </w:r>
+      <w:proofErr w:type="spellStart"/>
+      <w:r>
+        <w:rPr>
+          <w:sz w:val="28"/>
+          <w:szCs w:val="28"/>
+        </w:rPr>
+        <w:t>isPublic</w:t>
+      </w:r>
+      <w:proofErr w:type="spellEnd"/>
+      <w:r>
+        <w:rPr>
+          <w:sz w:val="28"/>
+          <w:szCs w:val="28"/>
+        </w:rPr>
+        <w:t xml:space="preserve"> between true and false each time it is called. Demonstrate by toggling the value twice and printing the result each time.</w:t>
+      </w:r>
+    </w:p>
+    <w:p>
+      <w:pPr>
+        <w:ind w:left="1440"/>
+        <w:rPr>
+          <w:sz w:val="28"/>
+          <w:szCs w:val="28"/>
+        </w:rPr>
+      </w:pPr>
       <w:r>
         <w:rPr>
           <w:b/>
@@ -174,17 +1634,188 @@
           <w:sz w:val="28"/>
           <w:szCs w:val="28"/>
         </w:rPr>
-        <w:t xml:space="preserve">: </w:t>
-      </w:r>
-      <w:r>
-        <w:rPr>
-          <w:sz w:val="28"/>
-          <w:szCs w:val="28"/>
-        </w:rPr>
-        <w:t xml:space="preserve">Add a member function to your Playlist class named </w:t>
-      </w:r>
-      <w:proofErr w:type="spellStart"/>
-      <w:proofErr w:type="gramStart"/>
+        <w:t>Ans:</w:t>
+      </w:r>
+    </w:p>
+    <w:p>
+      <w:pPr>
+        <w:ind w:left="1440"/>
+        <w:rPr>
+          <w:sz w:val="28"/>
+          <w:szCs w:val="28"/>
+        </w:rPr>
+      </w:pPr>
+      <w:r>
+        <w:rPr>
+          <w:sz w:val="28"/>
+          <w:szCs w:val="28"/>
+        </w:rPr>
+        <w:t>#include &lt;iostream&gt;</w:t>
+      </w:r>
+    </w:p>
+    <w:p>
+      <w:pPr>
+        <w:ind w:left="1440"/>
+        <w:rPr>
+          <w:sz w:val="28"/>
+          <w:szCs w:val="28"/>
+        </w:rPr>
+      </w:pPr>
+      <w:r>
+        <w:rPr>
+          <w:sz w:val="28"/>
+          <w:szCs w:val="28"/>
+        </w:rPr>
+        <w:t>using namespace std;</w:t>
+      </w:r>
+    </w:p>
+    <w:p>
+      <w:pPr>
+        <w:ind w:left="1440"/>
+        <w:rPr>
+          <w:sz w:val="28"/>
+          <w:szCs w:val="28"/>
+        </w:rPr>
+      </w:pPr>
+    </w:p>
+    <w:p>
+      <w:pPr>
+        <w:ind w:left="1440"/>
+        <w:rPr>
+          <w:sz w:val="28"/>
+          <w:szCs w:val="28"/>
+        </w:rPr>
+      </w:pPr>
+      <w:r>
+        <w:rPr>
+          <w:sz w:val="28"/>
+          <w:szCs w:val="28"/>
+        </w:rPr>
+        <w:t>class Playlist {</w:t>
+      </w:r>
+    </w:p>
+    <w:p>
+      <w:pPr>
+        <w:ind w:left="1440"/>
+        <w:rPr>
+          <w:sz w:val="28"/>
+          <w:szCs w:val="28"/>
+        </w:rPr>
+      </w:pPr>
+      <w:r>
+        <w:rPr>
+          <w:sz w:val="28"/>
+          <w:szCs w:val="28"/>
+        </w:rPr>
+        <w:t>public:</w:t>
+      </w:r>
+    </w:p>
+    <w:p>
+      <w:pPr>
+        <w:ind w:left="1440"/>
+        <w:rPr>
+          <w:sz w:val="28"/>
+          <w:szCs w:val="28"/>
+        </w:rPr>
+      </w:pPr>
+      <w:r>
+        <w:rPr>
+          <w:sz w:val="28"/>
+          <w:szCs w:val="28"/>
+        </w:rPr>
+        <w:t xml:space="preserve">    string name;</w:t>
+      </w:r>
+    </w:p>
+    <w:p>
+      <w:pPr>
+        <w:ind w:left="1440"/>
+        <w:rPr>
+          <w:sz w:val="28"/>
+          <w:szCs w:val="28"/>
+        </w:rPr>
+      </w:pPr>
+      <w:r>
+        <w:rPr>
+          <w:sz w:val="28"/>
+          <w:szCs w:val="28"/>
+        </w:rPr>
+        <w:t xml:space="preserve">    string </w:t>
+      </w:r>
+      <w:proofErr w:type="spellStart"/>
+      <w:r>
+        <w:rPr>
+          <w:sz w:val="28"/>
+          <w:szCs w:val="28"/>
+        </w:rPr>
+        <w:t>createdOn</w:t>
+      </w:r>
+      <w:proofErr w:type="spellEnd"/>
+      <w:r>
+        <w:rPr>
+          <w:sz w:val="28"/>
+          <w:szCs w:val="28"/>
+        </w:rPr>
+        <w:t>;</w:t>
+      </w:r>
+    </w:p>
+    <w:p>
+      <w:pPr>
+        <w:ind w:left="1440"/>
+        <w:rPr>
+          <w:sz w:val="28"/>
+          <w:szCs w:val="28"/>
+        </w:rPr>
+      </w:pPr>
+      <w:r>
+        <w:rPr>
+          <w:sz w:val="28"/>
+          <w:szCs w:val="28"/>
+        </w:rPr>
+        <w:lastRenderedPageBreak/>
+        <w:t xml:space="preserve">    bool </w:t>
+      </w:r>
+      <w:proofErr w:type="spellStart"/>
+      <w:r>
+        <w:rPr>
+          <w:sz w:val="28"/>
+          <w:szCs w:val="28"/>
+        </w:rPr>
+        <w:t>isPublic</w:t>
+      </w:r>
+      <w:proofErr w:type="spellEnd"/>
+      <w:r>
+        <w:rPr>
+          <w:sz w:val="28"/>
+          <w:szCs w:val="28"/>
+        </w:rPr>
+        <w:t>;</w:t>
+      </w:r>
+    </w:p>
+    <w:p>
+      <w:pPr>
+        <w:ind w:left="1440"/>
+        <w:rPr>
+          <w:sz w:val="28"/>
+          <w:szCs w:val="28"/>
+        </w:rPr>
+      </w:pPr>
+    </w:p>
+    <w:p>
+      <w:pPr>
+        <w:ind w:left="1440"/>
+        <w:rPr>
+          <w:sz w:val="28"/>
+          <w:szCs w:val="28"/>
+        </w:rPr>
+      </w:pPr>
+      <w:r>
+        <w:rPr>
+          <w:sz w:val="28"/>
+          <w:szCs w:val="28"/>
+        </w:rPr>
+        <w:t xml:space="preserve">    void </w:t>
+      </w:r>
+      <w:proofErr w:type="spellStart"/>
       <w:r>
         <w:rPr>
           <w:sz w:val="28"/>
@@ -198,15 +1829,23 @@
           <w:sz w:val="28"/>
           <w:szCs w:val="28"/>
         </w:rPr>
-        <w:t>(</w:t>
-      </w:r>
-      <w:proofErr w:type="gramEnd"/>
-      <w:r>
-        <w:rPr>
-          <w:sz w:val="28"/>
-          <w:szCs w:val="28"/>
-        </w:rPr>
-        <w:t xml:space="preserve">) that switches </w:t>
+        <w:t>() {</w:t>
+      </w:r>
+    </w:p>
+    <w:p>
+      <w:pPr>
+        <w:ind w:left="1440"/>
+        <w:rPr>
+          <w:sz w:val="28"/>
+          <w:szCs w:val="28"/>
+        </w:rPr>
+      </w:pPr>
+      <w:r>
+        <w:rPr>
+          <w:sz w:val="28"/>
+          <w:szCs w:val="28"/>
+        </w:rPr>
+        <w:t xml:space="preserve">        </w:t>
       </w:r>
       <w:proofErr w:type="spellStart"/>
       <w:r>
@@ -222,7 +1861,461 @@
           <w:sz w:val="28"/>
           <w:szCs w:val="28"/>
         </w:rPr>
-        <w:t xml:space="preserve"> between true and false each time it is called. Demonstrate by toggling the value twice and printing the result each time.</w:t>
+        <w:t xml:space="preserve"> = !</w:t>
+      </w:r>
+      <w:proofErr w:type="spellStart"/>
+      <w:r>
+        <w:rPr>
+          <w:sz w:val="28"/>
+          <w:szCs w:val="28"/>
+        </w:rPr>
+        <w:t>isPublic</w:t>
+      </w:r>
+      <w:proofErr w:type="spellEnd"/>
+      <w:r>
+        <w:rPr>
+          <w:sz w:val="28"/>
+          <w:szCs w:val="28"/>
+        </w:rPr>
+        <w:t>;</w:t>
+      </w:r>
+    </w:p>
+    <w:p>
+      <w:pPr>
+        <w:ind w:left="1440"/>
+        <w:rPr>
+          <w:sz w:val="28"/>
+          <w:szCs w:val="28"/>
+        </w:rPr>
+      </w:pPr>
+      <w:r>
+        <w:rPr>
+          <w:sz w:val="28"/>
+          <w:szCs w:val="28"/>
+        </w:rPr>
+        <w:t xml:space="preserve">    }</w:t>
+      </w:r>
+    </w:p>
+    <w:p>
+      <w:pPr>
+        <w:ind w:left="1440"/>
+        <w:rPr>
+          <w:sz w:val="28"/>
+          <w:szCs w:val="28"/>
+        </w:rPr>
+      </w:pPr>
+      <w:r>
+        <w:rPr>
+          <w:sz w:val="28"/>
+          <w:szCs w:val="28"/>
+        </w:rPr>
+        <w:t>};</w:t>
+      </w:r>
+    </w:p>
+    <w:p>
+      <w:pPr>
+        <w:ind w:left="1440"/>
+        <w:rPr>
+          <w:sz w:val="28"/>
+          <w:szCs w:val="28"/>
+        </w:rPr>
+      </w:pPr>
+    </w:p>
+    <w:p>
+      <w:pPr>
+        <w:ind w:left="1440"/>
+        <w:rPr>
+          <w:sz w:val="28"/>
+          <w:szCs w:val="28"/>
+        </w:rPr>
+      </w:pPr>
+      <w:r>
+        <w:rPr>
+          <w:sz w:val="28"/>
+          <w:szCs w:val="28"/>
+        </w:rPr>
+        <w:t>int main() {</w:t>
+      </w:r>
+    </w:p>
+    <w:p>
+      <w:pPr>
+        <w:ind w:left="1440"/>
+        <w:rPr>
+          <w:sz w:val="28"/>
+          <w:szCs w:val="28"/>
+        </w:rPr>
+      </w:pPr>
+      <w:r>
+        <w:rPr>
+          <w:sz w:val="28"/>
+          <w:szCs w:val="28"/>
+        </w:rPr>
+        <w:t xml:space="preserve">    Playlist p;</w:t>
+      </w:r>
+    </w:p>
+    <w:p>
+      <w:pPr>
+        <w:ind w:left="1440"/>
+        <w:rPr>
+          <w:sz w:val="28"/>
+          <w:szCs w:val="28"/>
+        </w:rPr>
+      </w:pPr>
+    </w:p>
+    <w:p>
+      <w:pPr>
+        <w:ind w:left="1440"/>
+        <w:rPr>
+          <w:sz w:val="28"/>
+          <w:szCs w:val="28"/>
+        </w:rPr>
+      </w:pPr>
+      <w:r>
+        <w:rPr>
+          <w:sz w:val="28"/>
+          <w:szCs w:val="28"/>
+        </w:rPr>
+        <w:t xml:space="preserve">    p.name = "My Songs";</w:t>
+      </w:r>
+    </w:p>
+    <w:p>
+      <w:pPr>
+        <w:ind w:left="1440"/>
+        <w:rPr>
+          <w:sz w:val="28"/>
+          <w:szCs w:val="28"/>
+        </w:rPr>
+      </w:pPr>
+      <w:r>
+        <w:rPr>
+          <w:sz w:val="28"/>
+          <w:szCs w:val="28"/>
+        </w:rPr>
+        <w:t xml:space="preserve">    </w:t>
+      </w:r>
+      <w:proofErr w:type="spellStart"/>
+      <w:r>
+        <w:rPr>
+          <w:sz w:val="28"/>
+          <w:szCs w:val="28"/>
+        </w:rPr>
+        <w:t>p.createdOn</w:t>
+      </w:r>
+      <w:proofErr w:type="spellEnd"/>
+      <w:r>
+        <w:rPr>
+          <w:sz w:val="28"/>
+          <w:szCs w:val="28"/>
+        </w:rPr>
+        <w:t xml:space="preserve"> = "19-09-2026";</w:t>
+      </w:r>
+    </w:p>
+    <w:p>
+      <w:pPr>
+        <w:ind w:left="1440"/>
+        <w:rPr>
+          <w:sz w:val="28"/>
+          <w:szCs w:val="28"/>
+        </w:rPr>
+      </w:pPr>
+      <w:r>
+        <w:rPr>
+          <w:sz w:val="28"/>
+          <w:szCs w:val="28"/>
+        </w:rPr>
+        <w:t xml:space="preserve">    </w:t>
+      </w:r>
+      <w:proofErr w:type="spellStart"/>
+      <w:r>
+        <w:rPr>
+          <w:sz w:val="28"/>
+          <w:szCs w:val="28"/>
+        </w:rPr>
+        <w:t>p.isPublic</w:t>
+      </w:r>
+      <w:proofErr w:type="spellEnd"/>
+      <w:r>
+        <w:rPr>
+          <w:sz w:val="28"/>
+          <w:szCs w:val="28"/>
+        </w:rPr>
+        <w:t xml:space="preserve"> = true;</w:t>
+      </w:r>
+    </w:p>
+    <w:p>
+      <w:pPr>
+        <w:ind w:left="1440"/>
+        <w:rPr>
+          <w:sz w:val="28"/>
+          <w:szCs w:val="28"/>
+        </w:rPr>
+      </w:pPr>
+    </w:p>
+    <w:p>
+      <w:pPr>
+        <w:ind w:left="1440"/>
+        <w:rPr>
+          <w:sz w:val="28"/>
+          <w:szCs w:val="28"/>
+        </w:rPr>
+      </w:pPr>
+      <w:r>
+        <w:rPr>
+          <w:sz w:val="28"/>
+          <w:szCs w:val="28"/>
+        </w:rPr>
+        <w:t xml:space="preserve">    </w:t>
+      </w:r>
+      <w:proofErr w:type="spellStart"/>
+      <w:r>
+        <w:rPr>
+          <w:sz w:val="28"/>
+          <w:szCs w:val="28"/>
+        </w:rPr>
+        <w:t>cout</w:t>
+      </w:r>
+      <w:proofErr w:type="spellEnd"/>
+      <w:r>
+        <w:rPr>
+          <w:sz w:val="28"/>
+          <w:szCs w:val="28"/>
+        </w:rPr>
+        <w:t xml:space="preserve"> &lt;&lt; "Public: " &lt;&lt; </w:t>
+      </w:r>
+      <w:proofErr w:type="spellStart"/>
+      <w:r>
+        <w:rPr>
+          <w:sz w:val="28"/>
+          <w:szCs w:val="28"/>
+        </w:rPr>
+        <w:t>p.isPublic</w:t>
+      </w:r>
+      <w:proofErr w:type="spellEnd"/>
+      <w:r>
+        <w:rPr>
+          <w:sz w:val="28"/>
+          <w:szCs w:val="28"/>
+        </w:rPr>
+        <w:t xml:space="preserve"> &lt;&lt;"\n";</w:t>
+      </w:r>
+    </w:p>
+    <w:p>
+      <w:pPr>
+        <w:ind w:left="1440"/>
+        <w:rPr>
+          <w:sz w:val="28"/>
+          <w:szCs w:val="28"/>
+        </w:rPr>
+      </w:pPr>
+    </w:p>
+    <w:p>
+      <w:pPr>
+        <w:ind w:left="1440"/>
+        <w:rPr>
+          <w:sz w:val="28"/>
+          <w:szCs w:val="28"/>
+        </w:rPr>
+      </w:pPr>
+      <w:r>
+        <w:rPr>
+          <w:sz w:val="28"/>
+          <w:szCs w:val="28"/>
+        </w:rPr>
+        <w:t xml:space="preserve">    </w:t>
+      </w:r>
+      <w:proofErr w:type="spellStart"/>
+      <w:r>
+        <w:rPr>
+          <w:sz w:val="28"/>
+          <w:szCs w:val="28"/>
+        </w:rPr>
+        <w:t>p.togglePublic</w:t>
+      </w:r>
+      <w:proofErr w:type="spellEnd"/>
+      <w:r>
+        <w:rPr>
+          <w:sz w:val="28"/>
+          <w:szCs w:val="28"/>
+        </w:rPr>
+        <w:t>();</w:t>
+      </w:r>
+    </w:p>
+    <w:p>
+      <w:pPr>
+        <w:ind w:left="1440"/>
+        <w:rPr>
+          <w:sz w:val="28"/>
+          <w:szCs w:val="28"/>
+        </w:rPr>
+      </w:pPr>
+      <w:r>
+        <w:rPr>
+          <w:sz w:val="28"/>
+          <w:szCs w:val="28"/>
+        </w:rPr>
+        <w:t xml:space="preserve">    </w:t>
+      </w:r>
+      <w:proofErr w:type="spellStart"/>
+      <w:r>
+        <w:rPr>
+          <w:sz w:val="28"/>
+          <w:szCs w:val="28"/>
+        </w:rPr>
+        <w:t>cout</w:t>
+      </w:r>
+      <w:proofErr w:type="spellEnd"/>
+      <w:r>
+        <w:rPr>
+          <w:sz w:val="28"/>
+          <w:szCs w:val="28"/>
+        </w:rPr>
+        <w:t xml:space="preserve"> &lt;&lt; "After first toggle: " &lt;&lt; </w:t>
+      </w:r>
+      <w:proofErr w:type="spellStart"/>
+      <w:r>
+        <w:rPr>
+          <w:sz w:val="28"/>
+          <w:szCs w:val="28"/>
+        </w:rPr>
+        <w:t>p.isPublic</w:t>
+      </w:r>
+      <w:proofErr w:type="spellEnd"/>
+      <w:r>
+        <w:rPr>
+          <w:sz w:val="28"/>
+          <w:szCs w:val="28"/>
+        </w:rPr>
+        <w:t xml:space="preserve"> &lt;&lt;"\n";</w:t>
+      </w:r>
+    </w:p>
+    <w:p>
+      <w:pPr>
+        <w:ind w:left="1440"/>
+        <w:rPr>
+          <w:sz w:val="28"/>
+          <w:szCs w:val="28"/>
+        </w:rPr>
+      </w:pPr>
+    </w:p>
+    <w:p>
+      <w:pPr>
+        <w:ind w:left="1440"/>
+        <w:rPr>
+          <w:sz w:val="28"/>
+          <w:szCs w:val="28"/>
+        </w:rPr>
+      </w:pPr>
+      <w:r>
+        <w:rPr>
+          <w:sz w:val="28"/>
+          <w:szCs w:val="28"/>
+        </w:rPr>
+        <w:t xml:space="preserve">    </w:t>
+      </w:r>
+      <w:proofErr w:type="spellStart"/>
+      <w:r>
+        <w:rPr>
+          <w:sz w:val="28"/>
+          <w:szCs w:val="28"/>
+        </w:rPr>
+        <w:t>p.togglePublic</w:t>
+      </w:r>
+      <w:proofErr w:type="spellEnd"/>
+      <w:r>
+        <w:rPr>
+          <w:sz w:val="28"/>
+          <w:szCs w:val="28"/>
+        </w:rPr>
+        <w:t>();</w:t>
+      </w:r>
+    </w:p>
+    <w:p>
+      <w:pPr>
+        <w:ind w:left="1440"/>
+        <w:rPr>
+          <w:sz w:val="28"/>
+          <w:szCs w:val="28"/>
+        </w:rPr>
+      </w:pPr>
+      <w:r>
+        <w:rPr>
+          <w:sz w:val="28"/>
+          <w:szCs w:val="28"/>
+        </w:rPr>
+        <w:t xml:space="preserve">    </w:t>
+      </w:r>
+      <w:proofErr w:type="spellStart"/>
+      <w:r>
+        <w:rPr>
+          <w:sz w:val="28"/>
+          <w:szCs w:val="28"/>
+        </w:rPr>
+        <w:t>cout</w:t>
+      </w:r>
+      <w:proofErr w:type="spellEnd"/>
+      <w:r>
+        <w:rPr>
+          <w:sz w:val="28"/>
+          <w:szCs w:val="28"/>
+        </w:rPr>
+        <w:t xml:space="preserve"> &lt;&lt; "After second toggle: " &lt;&lt; </w:t>
+      </w:r>
+      <w:proofErr w:type="spellStart"/>
+      <w:r>
+        <w:rPr>
+          <w:sz w:val="28"/>
+          <w:szCs w:val="28"/>
+        </w:rPr>
+        <w:t>p.isPublic</w:t>
+      </w:r>
+      <w:proofErr w:type="spellEnd"/>
+      <w:r>
+        <w:rPr>
+          <w:sz w:val="28"/>
+          <w:szCs w:val="28"/>
+        </w:rPr>
+        <w:t xml:space="preserve"> &lt;&lt; "\n";</w:t>
+      </w:r>
+    </w:p>
+    <w:p>
+      <w:pPr>
+        <w:ind w:left="1440"/>
+        <w:rPr>
+          <w:sz w:val="28"/>
+          <w:szCs w:val="28"/>
+        </w:rPr>
+      </w:pPr>
+    </w:p>
+    <w:p>
+      <w:pPr>
+        <w:ind w:left="1440"/>
+        <w:rPr>
+          <w:sz w:val="28"/>
+          <w:szCs w:val="28"/>
+        </w:rPr>
+      </w:pPr>
+      <w:r>
+        <w:rPr>
+          <w:sz w:val="28"/>
+          <w:szCs w:val="28"/>
+        </w:rPr>
+        <w:t xml:space="preserve">    return 0;</w:t>
+      </w:r>
+    </w:p>
+    <w:p>
+      <w:pPr>
+        <w:ind w:left="1440"/>
+        <w:rPr>
+          <w:sz w:val="28"/>
+          <w:szCs w:val="28"/>
+        </w:rPr>
+      </w:pPr>
+      <w:r>
+        <w:rPr>
+          <w:sz w:val="28"/>
+          <w:szCs w:val="28"/>
+        </w:rPr>
+        <w:t>}</w:t>
       </w:r>
     </w:p>
     <w:p>
@@ -240,7 +2333,8 @@
           <w:sz w:val="28"/>
           <w:szCs w:val="28"/>
         </w:rPr>
-        <w:t>Q-</w:t>
+        <w:lastRenderedPageBreak/>
+        <w:t>Q-3</w:t>
       </w:r>
       <w:r>
         <w:rPr>
@@ -249,7 +2343,7 @@
           <w:sz w:val="28"/>
           <w:szCs w:val="28"/>
         </w:rPr>
-        <w:t>3</w:t>
+        <w:t>:</w:t>
       </w:r>
       <w:r>
         <w:rPr>
@@ -258,8 +2352,168 @@
           <w:sz w:val="28"/>
           <w:szCs w:val="28"/>
         </w:rPr>
-        <w:t>:</w:t>
-      </w:r>
+        <w:t xml:space="preserve"> </w:t>
+      </w:r>
+      <w:r>
+        <w:rPr>
+          <w:sz w:val="28"/>
+          <w:szCs w:val="28"/>
+        </w:rPr>
+        <w:t xml:space="preserve">Create a class called </w:t>
+      </w:r>
+      <w:proofErr w:type="spellStart"/>
+      <w:r>
+        <w:rPr>
+          <w:sz w:val="28"/>
+          <w:szCs w:val="28"/>
+        </w:rPr>
+        <w:t>FoodOrder</w:t>
+      </w:r>
+      <w:proofErr w:type="spellEnd"/>
+      <w:r>
+        <w:rPr>
+          <w:sz w:val="28"/>
+          <w:szCs w:val="28"/>
+        </w:rPr>
+        <w:t xml:space="preserve"> with properties: </w:t>
+      </w:r>
+      <w:proofErr w:type="spellStart"/>
+      <w:r>
+        <w:rPr>
+          <w:sz w:val="28"/>
+          <w:szCs w:val="28"/>
+        </w:rPr>
+        <w:t>orderId</w:t>
+      </w:r>
+      <w:proofErr w:type="spellEnd"/>
+      <w:r>
+        <w:rPr>
+          <w:sz w:val="28"/>
+          <w:szCs w:val="28"/>
+        </w:rPr>
+        <w:t xml:space="preserve"> (number), </w:t>
+      </w:r>
+      <w:proofErr w:type="spellStart"/>
+      <w:r>
+        <w:rPr>
+          <w:sz w:val="28"/>
+          <w:szCs w:val="28"/>
+        </w:rPr>
+        <w:t>restaurantName</w:t>
+      </w:r>
+      <w:proofErr w:type="spellEnd"/>
+      <w:r>
+        <w:rPr>
+          <w:sz w:val="28"/>
+          <w:szCs w:val="28"/>
+        </w:rPr>
+        <w:t xml:space="preserve"> (string), and </w:t>
+      </w:r>
+      <w:proofErr w:type="spellStart"/>
+      <w:r>
+        <w:rPr>
+          <w:sz w:val="28"/>
+          <w:szCs w:val="28"/>
+        </w:rPr>
+        <w:t>isDelivered</w:t>
+      </w:r>
+      <w:proofErr w:type="spellEnd"/>
+      <w:r>
+        <w:rPr>
+          <w:sz w:val="28"/>
+          <w:szCs w:val="28"/>
+        </w:rPr>
+        <w:t xml:space="preserve"> (</w:t>
+      </w:r>
+      <w:proofErr w:type="spellStart"/>
+      <w:r>
+        <w:rPr>
+          <w:sz w:val="28"/>
+          <w:szCs w:val="28"/>
+        </w:rPr>
+        <w:t>boolean</w:t>
+      </w:r>
+      <w:proofErr w:type="spellEnd"/>
+      <w:r>
+        <w:rPr>
+          <w:sz w:val="28"/>
+          <w:szCs w:val="28"/>
+        </w:rPr>
+        <w:t xml:space="preserve">). Write a member function </w:t>
+      </w:r>
+      <w:proofErr w:type="spellStart"/>
+      <w:r>
+        <w:rPr>
+          <w:sz w:val="28"/>
+          <w:szCs w:val="28"/>
+        </w:rPr>
+        <w:t>markDelivered</w:t>
+      </w:r>
+      <w:proofErr w:type="spellEnd"/>
+      <w:r>
+        <w:rPr>
+          <w:sz w:val="28"/>
+          <w:szCs w:val="28"/>
+        </w:rPr>
+        <w:t xml:space="preserve">() that sets </w:t>
+      </w:r>
+      <w:proofErr w:type="spellStart"/>
+      <w:r>
+        <w:rPr>
+          <w:sz w:val="28"/>
+          <w:szCs w:val="28"/>
+        </w:rPr>
+        <w:t>isDelivered</w:t>
+      </w:r>
+      <w:proofErr w:type="spellEnd"/>
+      <w:r>
+        <w:rPr>
+          <w:sz w:val="28"/>
+          <w:szCs w:val="28"/>
+        </w:rPr>
+        <w:t xml:space="preserve"> to true and prints a message. Instantiate </w:t>
+      </w:r>
+      <w:proofErr w:type="spellStart"/>
+      <w:r>
+        <w:rPr>
+          <w:sz w:val="28"/>
+          <w:szCs w:val="28"/>
+        </w:rPr>
+        <w:t>FoodOrder</w:t>
+      </w:r>
+      <w:proofErr w:type="spellEnd"/>
+      <w:r>
+        <w:rPr>
+          <w:sz w:val="28"/>
+          <w:szCs w:val="28"/>
+        </w:rPr>
+        <w:t xml:space="preserve"> and call </w:t>
+      </w:r>
+      <w:proofErr w:type="spellStart"/>
+      <w:r>
+        <w:rPr>
+          <w:sz w:val="28"/>
+          <w:szCs w:val="28"/>
+        </w:rPr>
+        <w:t>markDelivered</w:t>
+      </w:r>
+      <w:proofErr w:type="spellEnd"/>
+      <w:r>
+        <w:rPr>
+          <w:sz w:val="28"/>
+          <w:szCs w:val="28"/>
+        </w:rPr>
+        <w:t>().</w:t>
+      </w:r>
+    </w:p>
+    <w:p>
+      <w:pPr>
+        <w:ind w:left="1440"/>
+        <w:rPr>
+          <w:sz w:val="28"/>
+          <w:szCs w:val="28"/>
+        </w:rPr>
+      </w:pPr>
       <w:r>
         <w:rPr>
           <w:b/>
@@ -267,14 +2521,64 @@
           <w:sz w:val="28"/>
           <w:szCs w:val="28"/>
         </w:rPr>
-        <w:t xml:space="preserve"> </w:t>
-      </w:r>
-      <w:r>
-        <w:rPr>
-          <w:sz w:val="28"/>
-          <w:szCs w:val="28"/>
-        </w:rPr>
-        <w:t xml:space="preserve">Create a class called </w:t>
+        <w:t>Ans:</w:t>
+      </w:r>
+    </w:p>
+    <w:p>
+      <w:pPr>
+        <w:ind w:left="1440"/>
+        <w:rPr>
+          <w:sz w:val="28"/>
+          <w:szCs w:val="28"/>
+        </w:rPr>
+      </w:pPr>
+      <w:r>
+        <w:rPr>
+          <w:sz w:val="28"/>
+          <w:szCs w:val="28"/>
+        </w:rPr>
+        <w:t>#include &lt;iostream&gt;</w:t>
+      </w:r>
+    </w:p>
+    <w:p>
+      <w:pPr>
+        <w:ind w:left="1440"/>
+        <w:rPr>
+          <w:sz w:val="28"/>
+          <w:szCs w:val="28"/>
+        </w:rPr>
+      </w:pPr>
+      <w:r>
+        <w:rPr>
+          <w:sz w:val="28"/>
+          <w:szCs w:val="28"/>
+        </w:rPr>
+        <w:t>using namespace std;</w:t>
+      </w:r>
+    </w:p>
+    <w:p>
+      <w:pPr>
+        <w:ind w:left="1440"/>
+        <w:rPr>
+          <w:sz w:val="28"/>
+          <w:szCs w:val="28"/>
+        </w:rPr>
+      </w:pPr>
+    </w:p>
+    <w:p>
+      <w:pPr>
+        <w:ind w:left="1440"/>
+        <w:rPr>
+          <w:sz w:val="28"/>
+          <w:szCs w:val="28"/>
+        </w:rPr>
+      </w:pPr>
+      <w:r>
+        <w:rPr>
+          <w:sz w:val="28"/>
+          <w:szCs w:val="28"/>
+        </w:rPr>
+        <w:t xml:space="preserve">class </w:t>
       </w:r>
       <w:proofErr w:type="spellStart"/>
       <w:r>
@@ -290,7 +2594,39 @@
           <w:sz w:val="28"/>
           <w:szCs w:val="28"/>
         </w:rPr>
-        <w:t xml:space="preserve"> with properties: </w:t>
+        <w:t xml:space="preserve"> {</w:t>
+      </w:r>
+    </w:p>
+    <w:p>
+      <w:pPr>
+        <w:ind w:left="1440"/>
+        <w:rPr>
+          <w:sz w:val="28"/>
+          <w:szCs w:val="28"/>
+        </w:rPr>
+      </w:pPr>
+      <w:r>
+        <w:rPr>
+          <w:sz w:val="28"/>
+          <w:szCs w:val="28"/>
+        </w:rPr>
+        <w:t>public:</w:t>
+      </w:r>
+    </w:p>
+    <w:p>
+      <w:pPr>
+        <w:ind w:left="1440"/>
+        <w:rPr>
+          <w:sz w:val="28"/>
+          <w:szCs w:val="28"/>
+        </w:rPr>
+      </w:pPr>
+      <w:r>
+        <w:rPr>
+          <w:sz w:val="28"/>
+          <w:szCs w:val="28"/>
+        </w:rPr>
+        <w:t xml:space="preserve">    int </w:t>
       </w:r>
       <w:proofErr w:type="spellStart"/>
       <w:r>
@@ -306,7 +2642,23 @@
           <w:sz w:val="28"/>
           <w:szCs w:val="28"/>
         </w:rPr>
-        <w:t xml:space="preserve"> (number), </w:t>
+        <w:t>;</w:t>
+      </w:r>
+    </w:p>
+    <w:p>
+      <w:pPr>
+        <w:ind w:left="1440"/>
+        <w:rPr>
+          <w:sz w:val="28"/>
+          <w:szCs w:val="28"/>
+        </w:rPr>
+      </w:pPr>
+      <w:r>
+        <w:rPr>
+          <w:sz w:val="28"/>
+          <w:szCs w:val="28"/>
+        </w:rPr>
+        <w:t xml:space="preserve">    string </w:t>
       </w:r>
       <w:proofErr w:type="spellStart"/>
       <w:r>
@@ -322,7 +2674,23 @@
           <w:sz w:val="28"/>
           <w:szCs w:val="28"/>
         </w:rPr>
-        <w:t xml:space="preserve"> (string), and </w:t>
+        <w:t>;</w:t>
+      </w:r>
+    </w:p>
+    <w:p>
+      <w:pPr>
+        <w:ind w:left="1440"/>
+        <w:rPr>
+          <w:sz w:val="28"/>
+          <w:szCs w:val="28"/>
+        </w:rPr>
+      </w:pPr>
+      <w:r>
+        <w:rPr>
+          <w:sz w:val="28"/>
+          <w:szCs w:val="28"/>
+        </w:rPr>
+        <w:t xml:space="preserve">    bool </w:t>
       </w:r>
       <w:proofErr w:type="spellStart"/>
       <w:r>
@@ -338,26 +2706,34 @@
           <w:sz w:val="28"/>
           <w:szCs w:val="28"/>
         </w:rPr>
-        <w:t xml:space="preserve"> (</w:t>
-      </w:r>
-      <w:proofErr w:type="spellStart"/>
-      <w:r>
-        <w:rPr>
-          <w:sz w:val="28"/>
-          <w:szCs w:val="28"/>
-        </w:rPr>
-        <w:t>boolean</w:t>
-      </w:r>
-      <w:proofErr w:type="spellEnd"/>
-      <w:r>
-        <w:rPr>
-          <w:sz w:val="28"/>
-          <w:szCs w:val="28"/>
-        </w:rPr>
-        <w:t xml:space="preserve">). Write a member function </w:t>
-      </w:r>
-      <w:proofErr w:type="spellStart"/>
-      <w:proofErr w:type="gramStart"/>
+        <w:t>;</w:t>
+      </w:r>
+    </w:p>
+    <w:p>
+      <w:pPr>
+        <w:ind w:left="1440"/>
+        <w:rPr>
+          <w:sz w:val="28"/>
+          <w:szCs w:val="28"/>
+        </w:rPr>
+      </w:pPr>
+    </w:p>
+    <w:p>
+      <w:pPr>
+        <w:ind w:left="1440"/>
+        <w:rPr>
+          <w:sz w:val="28"/>
+          <w:szCs w:val="28"/>
+        </w:rPr>
+      </w:pPr>
+      <w:r>
+        <w:rPr>
+          <w:sz w:val="28"/>
+          <w:szCs w:val="28"/>
+        </w:rPr>
+        <w:t xml:space="preserve">    void </w:t>
+      </w:r>
+      <w:proofErr w:type="spellStart"/>
       <w:r>
         <w:rPr>
           <w:sz w:val="28"/>
@@ -371,15 +2747,23 @@
           <w:sz w:val="28"/>
           <w:szCs w:val="28"/>
         </w:rPr>
-        <w:t>(</w:t>
-      </w:r>
-      <w:proofErr w:type="gramEnd"/>
-      <w:r>
-        <w:rPr>
-          <w:sz w:val="28"/>
-          <w:szCs w:val="28"/>
-        </w:rPr>
-        <w:t xml:space="preserve">) that sets </w:t>
+        <w:t>() {</w:t>
+      </w:r>
+    </w:p>
+    <w:p>
+      <w:pPr>
+        <w:ind w:left="1440"/>
+        <w:rPr>
+          <w:sz w:val="28"/>
+          <w:szCs w:val="28"/>
+        </w:rPr>
+      </w:pPr>
+      <w:r>
+        <w:rPr>
+          <w:sz w:val="28"/>
+          <w:szCs w:val="28"/>
+        </w:rPr>
+        <w:t xml:space="preserve">        </w:t>
       </w:r>
       <w:proofErr w:type="spellStart"/>
       <w:r>
@@ -395,7 +2779,128 @@
           <w:sz w:val="28"/>
           <w:szCs w:val="28"/>
         </w:rPr>
-        <w:t xml:space="preserve"> to true and prints a message. Instantiate </w:t>
+        <w:t xml:space="preserve"> = true;</w:t>
+      </w:r>
+    </w:p>
+    <w:p>
+      <w:pPr>
+        <w:ind w:left="1440"/>
+        <w:rPr>
+          <w:sz w:val="28"/>
+          <w:szCs w:val="28"/>
+        </w:rPr>
+      </w:pPr>
+      <w:r>
+        <w:rPr>
+          <w:sz w:val="28"/>
+          <w:szCs w:val="28"/>
+        </w:rPr>
+        <w:t xml:space="preserve">        </w:t>
+      </w:r>
+      <w:proofErr w:type="spellStart"/>
+      <w:r>
+        <w:rPr>
+          <w:sz w:val="28"/>
+          <w:szCs w:val="28"/>
+        </w:rPr>
+        <w:t>cout</w:t>
+      </w:r>
+      <w:proofErr w:type="spellEnd"/>
+      <w:r>
+        <w:rPr>
+          <w:sz w:val="28"/>
+          <w:szCs w:val="28"/>
+        </w:rPr>
+        <w:t xml:space="preserve"> &lt;&lt; "Order delivered successfully!" &lt;&lt; </w:t>
+      </w:r>
+      <w:proofErr w:type="spellStart"/>
+      <w:r>
+        <w:rPr>
+          <w:sz w:val="28"/>
+          <w:szCs w:val="28"/>
+        </w:rPr>
+        <w:t>endl</w:t>
+      </w:r>
+      <w:proofErr w:type="spellEnd"/>
+      <w:r>
+        <w:rPr>
+          <w:sz w:val="28"/>
+          <w:szCs w:val="28"/>
+        </w:rPr>
+        <w:t>;</w:t>
+      </w:r>
+    </w:p>
+    <w:p>
+      <w:pPr>
+        <w:ind w:left="1440"/>
+        <w:rPr>
+          <w:sz w:val="28"/>
+          <w:szCs w:val="28"/>
+        </w:rPr>
+      </w:pPr>
+      <w:r>
+        <w:rPr>
+          <w:sz w:val="28"/>
+          <w:szCs w:val="28"/>
+        </w:rPr>
+        <w:t xml:space="preserve">    }</w:t>
+      </w:r>
+    </w:p>
+    <w:p>
+      <w:pPr>
+        <w:ind w:left="1440"/>
+        <w:rPr>
+          <w:sz w:val="28"/>
+          <w:szCs w:val="28"/>
+        </w:rPr>
+      </w:pPr>
+      <w:r>
+        <w:rPr>
+          <w:sz w:val="28"/>
+          <w:szCs w:val="28"/>
+        </w:rPr>
+        <w:t>};</w:t>
+      </w:r>
+    </w:p>
+    <w:p>
+      <w:pPr>
+        <w:ind w:left="1440"/>
+        <w:rPr>
+          <w:sz w:val="28"/>
+          <w:szCs w:val="28"/>
+        </w:rPr>
+      </w:pPr>
+    </w:p>
+    <w:p>
+      <w:pPr>
+        <w:ind w:left="1440"/>
+        <w:rPr>
+          <w:sz w:val="28"/>
+          <w:szCs w:val="28"/>
+        </w:rPr>
+      </w:pPr>
+      <w:r>
+        <w:rPr>
+          <w:sz w:val="28"/>
+          <w:szCs w:val="28"/>
+        </w:rPr>
+        <w:t>int main() {</w:t>
+      </w:r>
+    </w:p>
+    <w:p>
+      <w:pPr>
+        <w:ind w:left="1440"/>
+        <w:rPr>
+          <w:sz w:val="28"/>
+          <w:szCs w:val="28"/>
+        </w:rPr>
+      </w:pPr>
+      <w:r>
+        <w:rPr>
+          <w:sz w:val="28"/>
+          <w:szCs w:val="28"/>
+        </w:rPr>
+        <w:t xml:space="preserve">    </w:t>
       </w:r>
       <w:proofErr w:type="spellStart"/>
       <w:r>
@@ -411,32 +2916,195 @@
           <w:sz w:val="28"/>
           <w:szCs w:val="28"/>
         </w:rPr>
-        <w:t xml:space="preserve"> and call </w:t>
-      </w:r>
-      <w:proofErr w:type="spellStart"/>
-      <w:proofErr w:type="gramStart"/>
-      <w:r>
-        <w:rPr>
-          <w:sz w:val="28"/>
-          <w:szCs w:val="28"/>
-        </w:rPr>
-        <w:t>markDelivered</w:t>
-      </w:r>
-      <w:proofErr w:type="spellEnd"/>
-      <w:r>
-        <w:rPr>
-          <w:sz w:val="28"/>
-          <w:szCs w:val="28"/>
-        </w:rPr>
-        <w:t>(</w:t>
-      </w:r>
-      <w:proofErr w:type="gramEnd"/>
-      <w:r>
-        <w:rPr>
-          <w:sz w:val="28"/>
-          <w:szCs w:val="28"/>
-        </w:rPr>
-        <w:t>).</w:t>
+        <w:t xml:space="preserve"> order;</w:t>
+      </w:r>
+    </w:p>
+    <w:p>
+      <w:pPr>
+        <w:ind w:left="1440"/>
+        <w:rPr>
+          <w:sz w:val="28"/>
+          <w:szCs w:val="28"/>
+        </w:rPr>
+      </w:pPr>
+    </w:p>
+    <w:p>
+      <w:pPr>
+        <w:ind w:left="1440"/>
+        <w:rPr>
+          <w:sz w:val="28"/>
+          <w:szCs w:val="28"/>
+        </w:rPr>
+      </w:pPr>
+      <w:r>
+        <w:rPr>
+          <w:sz w:val="28"/>
+          <w:szCs w:val="28"/>
+        </w:rPr>
+        <w:t xml:space="preserve">    </w:t>
+      </w:r>
+      <w:proofErr w:type="spellStart"/>
+      <w:r>
+        <w:rPr>
+          <w:sz w:val="28"/>
+          <w:szCs w:val="28"/>
+        </w:rPr>
+        <w:t>order.orderId</w:t>
+      </w:r>
+      <w:proofErr w:type="spellEnd"/>
+      <w:r>
+        <w:rPr>
+          <w:sz w:val="28"/>
+          <w:szCs w:val="28"/>
+        </w:rPr>
+        <w:t xml:space="preserve"> = 101;</w:t>
+      </w:r>
+    </w:p>
+    <w:p>
+      <w:pPr>
+        <w:ind w:left="1440"/>
+        <w:rPr>
+          <w:sz w:val="28"/>
+          <w:szCs w:val="28"/>
+        </w:rPr>
+      </w:pPr>
+      <w:r>
+        <w:rPr>
+          <w:sz w:val="28"/>
+          <w:szCs w:val="28"/>
+        </w:rPr>
+        <w:t xml:space="preserve">    </w:t>
+      </w:r>
+      <w:proofErr w:type="spellStart"/>
+      <w:r>
+        <w:rPr>
+          <w:sz w:val="28"/>
+          <w:szCs w:val="28"/>
+        </w:rPr>
+        <w:t>order.restaurantName</w:t>
+      </w:r>
+      <w:proofErr w:type="spellEnd"/>
+      <w:r>
+        <w:rPr>
+          <w:sz w:val="28"/>
+          <w:szCs w:val="28"/>
+        </w:rPr>
+        <w:t xml:space="preserve"> = "Dominos";</w:t>
+      </w:r>
+    </w:p>
+    <w:p>
+      <w:pPr>
+        <w:ind w:left="1440"/>
+        <w:rPr>
+          <w:sz w:val="28"/>
+          <w:szCs w:val="28"/>
+        </w:rPr>
+      </w:pPr>
+      <w:r>
+        <w:rPr>
+          <w:sz w:val="28"/>
+          <w:szCs w:val="28"/>
+        </w:rPr>
+        <w:lastRenderedPageBreak/>
+        <w:t xml:space="preserve">    </w:t>
+      </w:r>
+      <w:proofErr w:type="spellStart"/>
+      <w:r>
+        <w:rPr>
+          <w:sz w:val="28"/>
+          <w:szCs w:val="28"/>
+        </w:rPr>
+        <w:t>order.isDelivered</w:t>
+      </w:r>
+      <w:proofErr w:type="spellEnd"/>
+      <w:r>
+        <w:rPr>
+          <w:sz w:val="28"/>
+          <w:szCs w:val="28"/>
+        </w:rPr>
+        <w:t xml:space="preserve"> = false;</w:t>
+      </w:r>
+    </w:p>
+    <w:p>
+      <w:pPr>
+        <w:ind w:left="1440"/>
+        <w:rPr>
+          <w:sz w:val="28"/>
+          <w:szCs w:val="28"/>
+        </w:rPr>
+      </w:pPr>
+    </w:p>
+    <w:p>
+      <w:pPr>
+        <w:ind w:left="1440"/>
+        <w:rPr>
+          <w:sz w:val="28"/>
+          <w:szCs w:val="28"/>
+        </w:rPr>
+      </w:pPr>
+      <w:r>
+        <w:rPr>
+          <w:sz w:val="28"/>
+          <w:szCs w:val="28"/>
+        </w:rPr>
+        <w:t xml:space="preserve">    </w:t>
+      </w:r>
+      <w:proofErr w:type="spellStart"/>
+      <w:r>
+        <w:rPr>
+          <w:sz w:val="28"/>
+          <w:szCs w:val="28"/>
+        </w:rPr>
+        <w:t>order.markDelivered</w:t>
+      </w:r>
+      <w:proofErr w:type="spellEnd"/>
+      <w:r>
+        <w:rPr>
+          <w:sz w:val="28"/>
+          <w:szCs w:val="28"/>
+        </w:rPr>
+        <w:t>();</w:t>
+      </w:r>
+    </w:p>
+    <w:p>
+      <w:pPr>
+        <w:ind w:left="1440"/>
+        <w:rPr>
+          <w:sz w:val="28"/>
+          <w:szCs w:val="28"/>
+        </w:rPr>
+      </w:pPr>
+    </w:p>
+    <w:p>
+      <w:pPr>
+        <w:ind w:left="1440"/>
+        <w:rPr>
+          <w:sz w:val="28"/>
+          <w:szCs w:val="28"/>
+        </w:rPr>
+      </w:pPr>
+      <w:r>
+        <w:rPr>
+          <w:sz w:val="28"/>
+          <w:szCs w:val="28"/>
+        </w:rPr>
+        <w:t xml:space="preserve">    return 0;</w:t>
+      </w:r>
+    </w:p>
+    <w:p>
+      <w:pPr>
+        <w:ind w:left="1440"/>
+        <w:rPr>
+          <w:sz w:val="28"/>
+          <w:szCs w:val="28"/>
+        </w:rPr>
+      </w:pPr>
+      <w:r>
+        <w:rPr>
+          <w:sz w:val="28"/>
+          <w:szCs w:val="28"/>
+        </w:rPr>
+        <w:t>}</w:t>
       </w:r>
     </w:p>
     <w:p>
@@ -454,7 +3122,7 @@
           <w:sz w:val="28"/>
           <w:szCs w:val="28"/>
         </w:rPr>
-        <w:t>Q-</w:t>
+        <w:t>Q-4</w:t>
       </w:r>
       <w:r>
         <w:rPr>
@@ -463,8 +3131,56 @@
           <w:sz w:val="28"/>
           <w:szCs w:val="28"/>
         </w:rPr>
-        <w:t>4</w:t>
-      </w:r>
+        <w:t xml:space="preserve">: </w:t>
+      </w:r>
+      <w:r>
+        <w:rPr>
+          <w:sz w:val="28"/>
+          <w:szCs w:val="28"/>
+        </w:rPr>
+        <w:t xml:space="preserve">Extend your Playlist class to include a member function </w:t>
+      </w:r>
+      <w:proofErr w:type="spellStart"/>
+      <w:r>
+        <w:rPr>
+          <w:sz w:val="28"/>
+          <w:szCs w:val="28"/>
+        </w:rPr>
+        <w:t>addSong</w:t>
+      </w:r>
+      <w:proofErr w:type="spellEnd"/>
+      <w:r>
+        <w:rPr>
+          <w:sz w:val="28"/>
+          <w:szCs w:val="28"/>
+        </w:rPr>
+        <w:t>(</w:t>
+      </w:r>
+      <w:proofErr w:type="spellStart"/>
+      <w:r>
+        <w:rPr>
+          <w:sz w:val="28"/>
+          <w:szCs w:val="28"/>
+        </w:rPr>
+        <w:t>songTitle</w:t>
+      </w:r>
+      <w:proofErr w:type="spellEnd"/>
+      <w:r>
+        <w:rPr>
+          <w:sz w:val="28"/>
+          <w:szCs w:val="28"/>
+        </w:rPr>
+        <w:t>) that adds the song title to an array property called songs. Demonstrate by adding three song titles and displaying the updated songs list.</w:t>
+      </w:r>
+    </w:p>
+    <w:p>
+      <w:pPr>
+        <w:ind w:left="1440"/>
+        <w:rPr>
+          <w:sz w:val="28"/>
+          <w:szCs w:val="28"/>
+        </w:rPr>
+      </w:pPr>
       <w:r>
         <w:rPr>
           <w:b/>
@@ -472,56 +3188,8 @@
           <w:sz w:val="28"/>
           <w:szCs w:val="28"/>
         </w:rPr>
-        <w:t xml:space="preserve">: </w:t>
-      </w:r>
-      <w:r>
-        <w:rPr>
-          <w:sz w:val="28"/>
-          <w:szCs w:val="28"/>
-        </w:rPr>
-        <w:t xml:space="preserve">Extend your Playlist class to include a member function </w:t>
-      </w:r>
-      <w:proofErr w:type="spellStart"/>
-      <w:r>
-        <w:rPr>
-          <w:sz w:val="28"/>
-          <w:szCs w:val="28"/>
-        </w:rPr>
-        <w:t>addSong</w:t>
-      </w:r>
-      <w:proofErr w:type="spellEnd"/>
-      <w:r>
-        <w:rPr>
-          <w:sz w:val="28"/>
-          <w:szCs w:val="28"/>
-        </w:rPr>
-        <w:t>(</w:t>
-      </w:r>
-      <w:proofErr w:type="spellStart"/>
-      <w:r>
-        <w:rPr>
-          <w:sz w:val="28"/>
-          <w:szCs w:val="28"/>
-        </w:rPr>
-        <w:t>songTitle</w:t>
-      </w:r>
-      <w:proofErr w:type="spellEnd"/>
-      <w:r>
-        <w:rPr>
-          <w:sz w:val="28"/>
-          <w:szCs w:val="28"/>
-        </w:rPr>
-        <w:t>) that adds the song title to an array property called songs. Demonstrate by adding three song titles and displaying the updated songs list.</w:t>
-      </w:r>
-    </w:p>
-    <w:p>
-      <w:pPr>
-        <w:ind w:left="1440"/>
-        <w:rPr>
-          <w:sz w:val="28"/>
-          <w:szCs w:val="28"/>
-        </w:rPr>
-      </w:pPr>
+        <w:t xml:space="preserve"> </w:t>
+      </w:r>
       <w:r>
         <w:rPr>
           <w:b/>
@@ -529,8 +3197,31 @@
           <w:sz w:val="28"/>
           <w:szCs w:val="28"/>
         </w:rPr>
+        <w:t>Hint:</w:t>
+      </w:r>
+      <w:r>
+        <w:rPr>
+          <w:sz w:val="28"/>
+          <w:szCs w:val="28"/>
+        </w:rPr>
         <w:t xml:space="preserve"> </w:t>
       </w:r>
+      <w:r>
+        <w:rPr>
+          <w:sz w:val="28"/>
+          <w:szCs w:val="28"/>
+        </w:rPr>
+        <w:t>Initialize songs as an empty array inside the constructor.</w:t>
+      </w:r>
+    </w:p>
+    <w:p>
+      <w:pPr>
+        <w:ind w:left="1440"/>
+        <w:rPr>
+          <w:sz w:val="28"/>
+          <w:szCs w:val="28"/>
+        </w:rPr>
+      </w:pPr>
       <w:r>
         <w:rPr>
           <w:b/>
@@ -538,21 +3229,825 @@
           <w:sz w:val="28"/>
           <w:szCs w:val="28"/>
         </w:rPr>
-        <w:t>Hint:</w:t>
-      </w:r>
-      <w:r>
-        <w:rPr>
-          <w:sz w:val="28"/>
-          <w:szCs w:val="28"/>
-        </w:rPr>
-        <w:t xml:space="preserve"> </w:t>
-      </w:r>
-      <w:r>
-        <w:rPr>
-          <w:sz w:val="28"/>
-          <w:szCs w:val="28"/>
-        </w:rPr>
-        <w:t>Initialize songs as an empty array inside the constructor.</w:t>
+        <w:t>Ans:</w:t>
+      </w:r>
+    </w:p>
+    <w:p>
+      <w:pPr>
+        <w:ind w:left="1440"/>
+        <w:rPr>
+          <w:sz w:val="28"/>
+          <w:szCs w:val="28"/>
+        </w:rPr>
+      </w:pPr>
+      <w:r>
+        <w:rPr>
+          <w:sz w:val="28"/>
+          <w:szCs w:val="28"/>
+        </w:rPr>
+        <w:t>#include &lt;iostream&gt;</w:t>
+      </w:r>
+    </w:p>
+    <w:p>
+      <w:pPr>
+        <w:ind w:left="1440"/>
+        <w:rPr>
+          <w:sz w:val="28"/>
+          <w:szCs w:val="28"/>
+        </w:rPr>
+      </w:pPr>
+      <w:r>
+        <w:rPr>
+          <w:sz w:val="28"/>
+          <w:szCs w:val="28"/>
+        </w:rPr>
+        <w:t>using namespace std;</w:t>
+      </w:r>
+    </w:p>
+    <w:p>
+      <w:pPr>
+        <w:ind w:left="1440"/>
+        <w:rPr>
+          <w:sz w:val="28"/>
+          <w:szCs w:val="28"/>
+        </w:rPr>
+      </w:pPr>
+    </w:p>
+    <w:p>
+      <w:pPr>
+        <w:ind w:left="1440"/>
+        <w:rPr>
+          <w:sz w:val="28"/>
+          <w:szCs w:val="28"/>
+        </w:rPr>
+      </w:pPr>
+      <w:r>
+        <w:rPr>
+          <w:sz w:val="28"/>
+          <w:szCs w:val="28"/>
+        </w:rPr>
+        <w:t>class Playlist {</w:t>
+      </w:r>
+    </w:p>
+    <w:p>
+      <w:pPr>
+        <w:ind w:left="1440"/>
+        <w:rPr>
+          <w:sz w:val="28"/>
+          <w:szCs w:val="28"/>
+        </w:rPr>
+      </w:pPr>
+      <w:r>
+        <w:rPr>
+          <w:sz w:val="28"/>
+          <w:szCs w:val="28"/>
+        </w:rPr>
+        <w:t>public:</w:t>
+      </w:r>
+    </w:p>
+    <w:p>
+      <w:pPr>
+        <w:ind w:left="1440"/>
+        <w:rPr>
+          <w:sz w:val="28"/>
+          <w:szCs w:val="28"/>
+        </w:rPr>
+      </w:pPr>
+      <w:r>
+        <w:rPr>
+          <w:sz w:val="28"/>
+          <w:szCs w:val="28"/>
+        </w:rPr>
+        <w:t xml:space="preserve">    string name;</w:t>
+      </w:r>
+    </w:p>
+    <w:p>
+      <w:pPr>
+        <w:ind w:left="1440"/>
+        <w:rPr>
+          <w:sz w:val="28"/>
+          <w:szCs w:val="28"/>
+        </w:rPr>
+      </w:pPr>
+      <w:r>
+        <w:rPr>
+          <w:sz w:val="28"/>
+          <w:szCs w:val="28"/>
+        </w:rPr>
+        <w:t xml:space="preserve">    string songs[10];</w:t>
+      </w:r>
+    </w:p>
+    <w:p>
+      <w:pPr>
+        <w:ind w:left="1440"/>
+        <w:rPr>
+          <w:sz w:val="28"/>
+          <w:szCs w:val="28"/>
+        </w:rPr>
+      </w:pPr>
+      <w:r>
+        <w:rPr>
+          <w:sz w:val="28"/>
+          <w:szCs w:val="28"/>
+        </w:rPr>
+        <w:t xml:space="preserve">    int count;</w:t>
+      </w:r>
+    </w:p>
+    <w:p>
+      <w:pPr>
+        <w:ind w:left="1440"/>
+        <w:rPr>
+          <w:sz w:val="28"/>
+          <w:szCs w:val="28"/>
+        </w:rPr>
+      </w:pPr>
+    </w:p>
+    <w:p>
+      <w:pPr>
+        <w:ind w:left="1440"/>
+        <w:rPr>
+          <w:sz w:val="28"/>
+          <w:szCs w:val="28"/>
+        </w:rPr>
+      </w:pPr>
+      <w:r>
+        <w:rPr>
+          <w:sz w:val="28"/>
+          <w:szCs w:val="28"/>
+        </w:rPr>
+        <w:t xml:space="preserve">    Playlist() {</w:t>
+      </w:r>
+    </w:p>
+    <w:p>
+      <w:pPr>
+        <w:ind w:left="1440"/>
+        <w:rPr>
+          <w:sz w:val="28"/>
+          <w:szCs w:val="28"/>
+        </w:rPr>
+      </w:pPr>
+      <w:r>
+        <w:rPr>
+          <w:sz w:val="28"/>
+          <w:szCs w:val="28"/>
+        </w:rPr>
+        <w:t xml:space="preserve">        count = 0;</w:t>
+      </w:r>
+    </w:p>
+    <w:p>
+      <w:pPr>
+        <w:ind w:left="1440"/>
+        <w:rPr>
+          <w:sz w:val="28"/>
+          <w:szCs w:val="28"/>
+        </w:rPr>
+      </w:pPr>
+      <w:r>
+        <w:rPr>
+          <w:sz w:val="28"/>
+          <w:szCs w:val="28"/>
+        </w:rPr>
+        <w:t xml:space="preserve">    }</w:t>
+      </w:r>
+    </w:p>
+    <w:p>
+      <w:pPr>
+        <w:ind w:left="1440"/>
+        <w:rPr>
+          <w:sz w:val="28"/>
+          <w:szCs w:val="28"/>
+        </w:rPr>
+      </w:pPr>
+    </w:p>
+    <w:p>
+      <w:pPr>
+        <w:ind w:left="1440"/>
+        <w:rPr>
+          <w:sz w:val="28"/>
+          <w:szCs w:val="28"/>
+        </w:rPr>
+      </w:pPr>
+      <w:r>
+        <w:rPr>
+          <w:sz w:val="28"/>
+          <w:szCs w:val="28"/>
+        </w:rPr>
+        <w:t xml:space="preserve">    void </w:t>
+      </w:r>
+      <w:proofErr w:type="spellStart"/>
+      <w:r>
+        <w:rPr>
+          <w:sz w:val="28"/>
+          <w:szCs w:val="28"/>
+        </w:rPr>
+        <w:t>addSong</w:t>
+      </w:r>
+      <w:proofErr w:type="spellEnd"/>
+      <w:r>
+        <w:rPr>
+          <w:sz w:val="28"/>
+          <w:szCs w:val="28"/>
+        </w:rPr>
+        <w:t xml:space="preserve">(string </w:t>
+      </w:r>
+      <w:proofErr w:type="spellStart"/>
+      <w:r>
+        <w:rPr>
+          <w:sz w:val="28"/>
+          <w:szCs w:val="28"/>
+        </w:rPr>
+        <w:t>songTitle</w:t>
+      </w:r>
+      <w:proofErr w:type="spellEnd"/>
+      <w:r>
+        <w:rPr>
+          <w:sz w:val="28"/>
+          <w:szCs w:val="28"/>
+        </w:rPr>
+        <w:t>) {</w:t>
+      </w:r>
+    </w:p>
+    <w:p>
+      <w:pPr>
+        <w:ind w:left="1440"/>
+        <w:rPr>
+          <w:sz w:val="28"/>
+          <w:szCs w:val="28"/>
+        </w:rPr>
+      </w:pPr>
+      <w:r>
+        <w:rPr>
+          <w:sz w:val="28"/>
+          <w:szCs w:val="28"/>
+        </w:rPr>
+        <w:lastRenderedPageBreak/>
+        <w:t xml:space="preserve">        songs[count] = </w:t>
+      </w:r>
+      <w:proofErr w:type="spellStart"/>
+      <w:r>
+        <w:rPr>
+          <w:sz w:val="28"/>
+          <w:szCs w:val="28"/>
+        </w:rPr>
+        <w:t>songTitle</w:t>
+      </w:r>
+      <w:proofErr w:type="spellEnd"/>
+      <w:r>
+        <w:rPr>
+          <w:sz w:val="28"/>
+          <w:szCs w:val="28"/>
+        </w:rPr>
+        <w:t>;</w:t>
+      </w:r>
+    </w:p>
+    <w:p>
+      <w:pPr>
+        <w:ind w:left="1440"/>
+        <w:rPr>
+          <w:sz w:val="28"/>
+          <w:szCs w:val="28"/>
+        </w:rPr>
+      </w:pPr>
+      <w:r>
+        <w:rPr>
+          <w:sz w:val="28"/>
+          <w:szCs w:val="28"/>
+        </w:rPr>
+        <w:t xml:space="preserve">        count++;</w:t>
+      </w:r>
+    </w:p>
+    <w:p>
+      <w:pPr>
+        <w:ind w:left="1440"/>
+        <w:rPr>
+          <w:sz w:val="28"/>
+          <w:szCs w:val="28"/>
+        </w:rPr>
+      </w:pPr>
+      <w:r>
+        <w:rPr>
+          <w:sz w:val="28"/>
+          <w:szCs w:val="28"/>
+        </w:rPr>
+        <w:t xml:space="preserve">    }</w:t>
+      </w:r>
+    </w:p>
+    <w:p>
+      <w:pPr>
+        <w:ind w:left="1440"/>
+        <w:rPr>
+          <w:sz w:val="28"/>
+          <w:szCs w:val="28"/>
+        </w:rPr>
+      </w:pPr>
+    </w:p>
+    <w:p>
+      <w:pPr>
+        <w:ind w:left="1440"/>
+        <w:rPr>
+          <w:sz w:val="28"/>
+          <w:szCs w:val="28"/>
+        </w:rPr>
+      </w:pPr>
+      <w:r>
+        <w:rPr>
+          <w:sz w:val="28"/>
+          <w:szCs w:val="28"/>
+        </w:rPr>
+        <w:t xml:space="preserve">    void </w:t>
+      </w:r>
+      <w:proofErr w:type="spellStart"/>
+      <w:r>
+        <w:rPr>
+          <w:sz w:val="28"/>
+          <w:szCs w:val="28"/>
+        </w:rPr>
+        <w:t>showSongs</w:t>
+      </w:r>
+      <w:proofErr w:type="spellEnd"/>
+      <w:r>
+        <w:rPr>
+          <w:sz w:val="28"/>
+          <w:szCs w:val="28"/>
+        </w:rPr>
+        <w:t>() {</w:t>
+      </w:r>
+    </w:p>
+    <w:p>
+      <w:pPr>
+        <w:ind w:left="1440"/>
+        <w:rPr>
+          <w:sz w:val="28"/>
+          <w:szCs w:val="28"/>
+        </w:rPr>
+      </w:pPr>
+      <w:r>
+        <w:rPr>
+          <w:sz w:val="28"/>
+          <w:szCs w:val="28"/>
+        </w:rPr>
+        <w:t xml:space="preserve">        for (int </w:t>
+      </w:r>
+      <w:proofErr w:type="spellStart"/>
+      <w:r>
+        <w:rPr>
+          <w:sz w:val="28"/>
+          <w:szCs w:val="28"/>
+        </w:rPr>
+        <w:t>i</w:t>
+      </w:r>
+      <w:proofErr w:type="spellEnd"/>
+      <w:r>
+        <w:rPr>
+          <w:sz w:val="28"/>
+          <w:szCs w:val="28"/>
+        </w:rPr>
+        <w:t xml:space="preserve"> = 0; </w:t>
+      </w:r>
+      <w:proofErr w:type="spellStart"/>
+      <w:r>
+        <w:rPr>
+          <w:sz w:val="28"/>
+          <w:szCs w:val="28"/>
+        </w:rPr>
+        <w:t>i</w:t>
+      </w:r>
+      <w:proofErr w:type="spellEnd"/>
+      <w:r>
+        <w:rPr>
+          <w:sz w:val="28"/>
+          <w:szCs w:val="28"/>
+        </w:rPr>
+        <w:t xml:space="preserve"> &lt; count; </w:t>
+      </w:r>
+      <w:proofErr w:type="spellStart"/>
+      <w:r>
+        <w:rPr>
+          <w:sz w:val="28"/>
+          <w:szCs w:val="28"/>
+        </w:rPr>
+        <w:t>i</w:t>
+      </w:r>
+      <w:proofErr w:type="spellEnd"/>
+      <w:r>
+        <w:rPr>
+          <w:sz w:val="28"/>
+          <w:szCs w:val="28"/>
+        </w:rPr>
+        <w:t>++) {</w:t>
+      </w:r>
+    </w:p>
+    <w:p>
+      <w:pPr>
+        <w:ind w:left="1440"/>
+        <w:rPr>
+          <w:sz w:val="28"/>
+          <w:szCs w:val="28"/>
+        </w:rPr>
+      </w:pPr>
+      <w:r>
+        <w:rPr>
+          <w:sz w:val="28"/>
+          <w:szCs w:val="28"/>
+        </w:rPr>
+        <w:t xml:space="preserve">            </w:t>
+      </w:r>
+      <w:proofErr w:type="spellStart"/>
+      <w:r>
+        <w:rPr>
+          <w:sz w:val="28"/>
+          <w:szCs w:val="28"/>
+        </w:rPr>
+        <w:t>cout</w:t>
+      </w:r>
+      <w:proofErr w:type="spellEnd"/>
+      <w:r>
+        <w:rPr>
+          <w:sz w:val="28"/>
+          <w:szCs w:val="28"/>
+        </w:rPr>
+        <w:t xml:space="preserve"> &lt;&lt; songs[</w:t>
+      </w:r>
+      <w:proofErr w:type="spellStart"/>
+      <w:r>
+        <w:rPr>
+          <w:sz w:val="28"/>
+          <w:szCs w:val="28"/>
+        </w:rPr>
+        <w:t>i</w:t>
+      </w:r>
+      <w:proofErr w:type="spellEnd"/>
+      <w:r>
+        <w:rPr>
+          <w:sz w:val="28"/>
+          <w:szCs w:val="28"/>
+        </w:rPr>
+        <w:t xml:space="preserve">] &lt;&lt; </w:t>
+      </w:r>
+      <w:proofErr w:type="spellStart"/>
+      <w:r>
+        <w:rPr>
+          <w:sz w:val="28"/>
+          <w:szCs w:val="28"/>
+        </w:rPr>
+        <w:t>endl</w:t>
+      </w:r>
+      <w:proofErr w:type="spellEnd"/>
+      <w:r>
+        <w:rPr>
+          <w:sz w:val="28"/>
+          <w:szCs w:val="28"/>
+        </w:rPr>
+        <w:t>;</w:t>
+      </w:r>
+    </w:p>
+    <w:p>
+      <w:pPr>
+        <w:ind w:left="1440"/>
+        <w:rPr>
+          <w:sz w:val="28"/>
+          <w:szCs w:val="28"/>
+        </w:rPr>
+      </w:pPr>
+      <w:r>
+        <w:rPr>
+          <w:sz w:val="28"/>
+          <w:szCs w:val="28"/>
+        </w:rPr>
+        <w:t xml:space="preserve">        }</w:t>
+      </w:r>
+    </w:p>
+    <w:p>
+      <w:pPr>
+        <w:ind w:left="1440"/>
+        <w:rPr>
+          <w:sz w:val="28"/>
+          <w:szCs w:val="28"/>
+        </w:rPr>
+      </w:pPr>
+      <w:r>
+        <w:rPr>
+          <w:sz w:val="28"/>
+          <w:szCs w:val="28"/>
+        </w:rPr>
+        <w:t xml:space="preserve">    }</w:t>
+      </w:r>
+    </w:p>
+    <w:p>
+      <w:pPr>
+        <w:ind w:left="1440"/>
+        <w:rPr>
+          <w:sz w:val="28"/>
+          <w:szCs w:val="28"/>
+        </w:rPr>
+      </w:pPr>
+      <w:r>
+        <w:rPr>
+          <w:sz w:val="28"/>
+          <w:szCs w:val="28"/>
+        </w:rPr>
+        <w:t>};</w:t>
+      </w:r>
+    </w:p>
+    <w:p>
+      <w:pPr>
+        <w:ind w:left="1440"/>
+        <w:rPr>
+          <w:sz w:val="28"/>
+          <w:szCs w:val="28"/>
+        </w:rPr>
+      </w:pPr>
+    </w:p>
+    <w:p>
+      <w:pPr>
+        <w:ind w:left="1440"/>
+        <w:rPr>
+          <w:sz w:val="28"/>
+          <w:szCs w:val="28"/>
+        </w:rPr>
+      </w:pPr>
+      <w:r>
+        <w:rPr>
+          <w:sz w:val="28"/>
+          <w:szCs w:val="28"/>
+        </w:rPr>
+        <w:t>int main() {</w:t>
+      </w:r>
+    </w:p>
+    <w:p>
+      <w:pPr>
+        <w:ind w:left="1440"/>
+        <w:rPr>
+          <w:sz w:val="28"/>
+          <w:szCs w:val="28"/>
+        </w:rPr>
+      </w:pPr>
+      <w:r>
+        <w:rPr>
+          <w:sz w:val="28"/>
+          <w:szCs w:val="28"/>
+        </w:rPr>
+        <w:t xml:space="preserve">    Playlist p;</w:t>
+      </w:r>
+    </w:p>
+    <w:p>
+      <w:pPr>
+        <w:ind w:left="1440"/>
+        <w:rPr>
+          <w:sz w:val="28"/>
+          <w:szCs w:val="28"/>
+        </w:rPr>
+      </w:pPr>
+    </w:p>
+    <w:p>
+      <w:pPr>
+        <w:ind w:left="1440"/>
+        <w:rPr>
+          <w:sz w:val="28"/>
+          <w:szCs w:val="28"/>
+        </w:rPr>
+      </w:pPr>
+      <w:r>
+        <w:rPr>
+          <w:sz w:val="28"/>
+          <w:szCs w:val="28"/>
+        </w:rPr>
+        <w:t xml:space="preserve">    p.name = "My Playlist";</w:t>
+      </w:r>
+    </w:p>
+    <w:p>
+      <w:pPr>
+        <w:ind w:left="1440"/>
+        <w:rPr>
+          <w:sz w:val="28"/>
+          <w:szCs w:val="28"/>
+        </w:rPr>
+      </w:pPr>
+    </w:p>
+    <w:p>
+      <w:pPr>
+        <w:ind w:left="1440"/>
+        <w:rPr>
+          <w:sz w:val="28"/>
+          <w:szCs w:val="28"/>
+        </w:rPr>
+      </w:pPr>
+      <w:r>
+        <w:rPr>
+          <w:sz w:val="28"/>
+          <w:szCs w:val="28"/>
+        </w:rPr>
+        <w:t xml:space="preserve">    </w:t>
+      </w:r>
+      <w:proofErr w:type="spellStart"/>
+      <w:r>
+        <w:rPr>
+          <w:sz w:val="28"/>
+          <w:szCs w:val="28"/>
+        </w:rPr>
+        <w:t>p.addSong</w:t>
+      </w:r>
+      <w:proofErr w:type="spellEnd"/>
+      <w:r>
+        <w:rPr>
+          <w:sz w:val="28"/>
+          <w:szCs w:val="28"/>
+        </w:rPr>
+        <w:t>("Perfect");</w:t>
+      </w:r>
+    </w:p>
+    <w:p>
+      <w:pPr>
+        <w:ind w:left="1440"/>
+        <w:rPr>
+          <w:sz w:val="28"/>
+          <w:szCs w:val="28"/>
+        </w:rPr>
+      </w:pPr>
+      <w:r>
+        <w:rPr>
+          <w:sz w:val="28"/>
+          <w:szCs w:val="28"/>
+        </w:rPr>
+        <w:t xml:space="preserve">    </w:t>
+      </w:r>
+      <w:proofErr w:type="spellStart"/>
+      <w:r>
+        <w:rPr>
+          <w:sz w:val="28"/>
+          <w:szCs w:val="28"/>
+        </w:rPr>
+        <w:t>p.addSong</w:t>
+      </w:r>
+      <w:proofErr w:type="spellEnd"/>
+      <w:r>
+        <w:rPr>
+          <w:sz w:val="28"/>
+          <w:szCs w:val="28"/>
+        </w:rPr>
+        <w:t>("Believer");</w:t>
+      </w:r>
+    </w:p>
+    <w:p>
+      <w:pPr>
+        <w:ind w:left="1440"/>
+        <w:rPr>
+          <w:sz w:val="28"/>
+          <w:szCs w:val="28"/>
+        </w:rPr>
+      </w:pPr>
+      <w:r>
+        <w:rPr>
+          <w:sz w:val="28"/>
+          <w:szCs w:val="28"/>
+        </w:rPr>
+        <w:t xml:space="preserve">    </w:t>
+      </w:r>
+      <w:proofErr w:type="spellStart"/>
+      <w:r>
+        <w:rPr>
+          <w:sz w:val="28"/>
+          <w:szCs w:val="28"/>
+        </w:rPr>
+        <w:t>p.addSong</w:t>
+      </w:r>
+      <w:proofErr w:type="spellEnd"/>
+      <w:r>
+        <w:rPr>
+          <w:sz w:val="28"/>
+          <w:szCs w:val="28"/>
+        </w:rPr>
+        <w:t>("Shape of You");</w:t>
+      </w:r>
+    </w:p>
+    <w:p>
+      <w:pPr>
+        <w:ind w:left="1440"/>
+        <w:rPr>
+          <w:sz w:val="28"/>
+          <w:szCs w:val="28"/>
+        </w:rPr>
+      </w:pPr>
+    </w:p>
+    <w:p>
+      <w:pPr>
+        <w:ind w:left="1440"/>
+        <w:rPr>
+          <w:sz w:val="28"/>
+          <w:szCs w:val="28"/>
+        </w:rPr>
+      </w:pPr>
+      <w:r>
+        <w:rPr>
+          <w:sz w:val="28"/>
+          <w:szCs w:val="28"/>
+        </w:rPr>
+        <w:t xml:space="preserve">    </w:t>
+      </w:r>
+      <w:proofErr w:type="spellStart"/>
+      <w:r>
+        <w:rPr>
+          <w:sz w:val="28"/>
+          <w:szCs w:val="28"/>
+        </w:rPr>
+        <w:t>cout</w:t>
+      </w:r>
+      <w:proofErr w:type="spellEnd"/>
+      <w:r>
+        <w:rPr>
+          <w:sz w:val="28"/>
+          <w:szCs w:val="28"/>
+        </w:rPr>
+        <w:t xml:space="preserve"> &lt;&lt; "Songs in Playlist:" &lt;&lt; </w:t>
+      </w:r>
+      <w:proofErr w:type="spellStart"/>
+      <w:r>
+        <w:rPr>
+          <w:sz w:val="28"/>
+          <w:szCs w:val="28"/>
+        </w:rPr>
+        <w:t>endl</w:t>
+      </w:r>
+      <w:proofErr w:type="spellEnd"/>
+      <w:r>
+        <w:rPr>
+          <w:sz w:val="28"/>
+          <w:szCs w:val="28"/>
+        </w:rPr>
+        <w:t>;</w:t>
+      </w:r>
+    </w:p>
+    <w:p>
+      <w:pPr>
+        <w:ind w:left="1440"/>
+        <w:rPr>
+          <w:sz w:val="28"/>
+          <w:szCs w:val="28"/>
+        </w:rPr>
+      </w:pPr>
+      <w:r>
+        <w:rPr>
+          <w:sz w:val="28"/>
+          <w:szCs w:val="28"/>
+        </w:rPr>
+        <w:t xml:space="preserve">    </w:t>
+      </w:r>
+      <w:proofErr w:type="spellStart"/>
+      <w:r>
+        <w:rPr>
+          <w:sz w:val="28"/>
+          <w:szCs w:val="28"/>
+        </w:rPr>
+        <w:t>p.showSongs</w:t>
+      </w:r>
+      <w:proofErr w:type="spellEnd"/>
+      <w:r>
+        <w:rPr>
+          <w:sz w:val="28"/>
+          <w:szCs w:val="28"/>
+        </w:rPr>
+        <w:t>();</w:t>
+      </w:r>
+    </w:p>
+    <w:p>
+      <w:pPr>
+        <w:ind w:left="1440"/>
+        <w:rPr>
+          <w:sz w:val="28"/>
+          <w:szCs w:val="28"/>
+        </w:rPr>
+      </w:pPr>
+    </w:p>
+    <w:p>
+      <w:pPr>
+        <w:ind w:left="1440"/>
+        <w:rPr>
+          <w:sz w:val="28"/>
+          <w:szCs w:val="28"/>
+        </w:rPr>
+      </w:pPr>
+      <w:r>
+        <w:rPr>
+          <w:sz w:val="28"/>
+          <w:szCs w:val="28"/>
+        </w:rPr>
+        <w:t xml:space="preserve">    return 0;</w:t>
+      </w:r>
+    </w:p>
+    <w:p>
+      <w:pPr>
+        <w:ind w:left="1440"/>
+        <w:rPr>
+          <w:sz w:val="28"/>
+          <w:szCs w:val="28"/>
+        </w:rPr>
+      </w:pPr>
+      <w:r>
+        <w:rPr>
+          <w:sz w:val="28"/>
+          <w:szCs w:val="28"/>
+        </w:rPr>
+        <w:t>}</w:t>
       </w:r>
     </w:p>
     <w:p>
@@ -570,7 +4065,8 @@
           <w:sz w:val="28"/>
           <w:szCs w:val="28"/>
         </w:rPr>
-        <w:t>Q-</w:t>
+        <w:lastRenderedPageBreak/>
+        <w:t>Q-5</w:t>
       </w:r>
       <w:r>
         <w:rPr>
@@ -579,7 +4075,7 @@
           <w:sz w:val="28"/>
           <w:szCs w:val="28"/>
         </w:rPr>
-        <w:t>5</w:t>
+        <w:t>:</w:t>
       </w:r>
       <w:r>
         <w:rPr>
@@ -588,8 +4084,88 @@
           <w:sz w:val="28"/>
           <w:szCs w:val="28"/>
         </w:rPr>
-        <w:t>:</w:t>
-      </w:r>
+        <w:t xml:space="preserve"> </w:t>
+      </w:r>
+      <w:r>
+        <w:rPr>
+          <w:sz w:val="28"/>
+          <w:szCs w:val="28"/>
+        </w:rPr>
+        <w:t xml:space="preserve">Refactor your </w:t>
+      </w:r>
+      <w:proofErr w:type="spellStart"/>
+      <w:r>
+        <w:rPr>
+          <w:sz w:val="28"/>
+          <w:szCs w:val="28"/>
+        </w:rPr>
+        <w:t>FoodOrder</w:t>
+      </w:r>
+      <w:proofErr w:type="spellEnd"/>
+      <w:r>
+        <w:rPr>
+          <w:sz w:val="28"/>
+          <w:szCs w:val="28"/>
+        </w:rPr>
+        <w:t xml:space="preserve"> class so that the constructor takes an object as a parameter (with keys </w:t>
+      </w:r>
+      <w:proofErr w:type="spellStart"/>
+      <w:r>
+        <w:rPr>
+          <w:sz w:val="28"/>
+          <w:szCs w:val="28"/>
+        </w:rPr>
+        <w:t>orderId</w:t>
+      </w:r>
+      <w:proofErr w:type="spellEnd"/>
+      <w:r>
+        <w:rPr>
+          <w:sz w:val="28"/>
+          <w:szCs w:val="28"/>
+        </w:rPr>
+        <w:t xml:space="preserve">, </w:t>
+      </w:r>
+      <w:proofErr w:type="spellStart"/>
+      <w:r>
+        <w:rPr>
+          <w:sz w:val="28"/>
+          <w:szCs w:val="28"/>
+        </w:rPr>
+        <w:t>restaurantName</w:t>
+      </w:r>
+      <w:proofErr w:type="spellEnd"/>
+      <w:r>
+        <w:rPr>
+          <w:sz w:val="28"/>
+          <w:szCs w:val="28"/>
+        </w:rPr>
+        <w:t xml:space="preserve">, </w:t>
+      </w:r>
+      <w:proofErr w:type="spellStart"/>
+      <w:r>
+        <w:rPr>
+          <w:sz w:val="28"/>
+          <w:szCs w:val="28"/>
+        </w:rPr>
+        <w:t>isDelivered</w:t>
+      </w:r>
+      <w:proofErr w:type="spellEnd"/>
+      <w:r>
+        <w:rPr>
+          <w:sz w:val="28"/>
+          <w:szCs w:val="28"/>
+        </w:rPr>
+        <w:t>) instead of separate arguments. Update your instantiation code to use this new constructor signature.</w:t>
+      </w:r>
+    </w:p>
+    <w:p>
+      <w:pPr>
+        <w:ind w:left="1440"/>
+        <w:rPr>
+          <w:sz w:val="28"/>
+          <w:szCs w:val="28"/>
+        </w:rPr>
+      </w:pPr>
       <w:r>
         <w:rPr>
           <w:b/>
@@ -597,14 +4173,64 @@
           <w:sz w:val="28"/>
           <w:szCs w:val="28"/>
         </w:rPr>
-        <w:t xml:space="preserve"> </w:t>
-      </w:r>
-      <w:r>
-        <w:rPr>
-          <w:sz w:val="28"/>
-          <w:szCs w:val="28"/>
-        </w:rPr>
-        <w:t xml:space="preserve">Refactor your </w:t>
+        <w:t>Ans:</w:t>
+      </w:r>
+    </w:p>
+    <w:p>
+      <w:pPr>
+        <w:ind w:left="1440"/>
+        <w:rPr>
+          <w:sz w:val="28"/>
+          <w:szCs w:val="28"/>
+        </w:rPr>
+      </w:pPr>
+      <w:r>
+        <w:rPr>
+          <w:sz w:val="28"/>
+          <w:szCs w:val="28"/>
+        </w:rPr>
+        <w:t>#include &lt;iostream&gt;</w:t>
+      </w:r>
+    </w:p>
+    <w:p>
+      <w:pPr>
+        <w:ind w:left="1440"/>
+        <w:rPr>
+          <w:sz w:val="28"/>
+          <w:szCs w:val="28"/>
+        </w:rPr>
+      </w:pPr>
+      <w:r>
+        <w:rPr>
+          <w:sz w:val="28"/>
+          <w:szCs w:val="28"/>
+        </w:rPr>
+        <w:t>using namespace std;</w:t>
+      </w:r>
+    </w:p>
+    <w:p>
+      <w:pPr>
+        <w:ind w:left="1440"/>
+        <w:rPr>
+          <w:sz w:val="28"/>
+          <w:szCs w:val="28"/>
+        </w:rPr>
+      </w:pPr>
+    </w:p>
+    <w:p>
+      <w:pPr>
+        <w:ind w:left="1440"/>
+        <w:rPr>
+          <w:sz w:val="28"/>
+          <w:szCs w:val="28"/>
+        </w:rPr>
+      </w:pPr>
+      <w:r>
+        <w:rPr>
+          <w:sz w:val="28"/>
+          <w:szCs w:val="28"/>
+        </w:rPr>
+        <w:t xml:space="preserve">class </w:t>
       </w:r>
       <w:proofErr w:type="spellStart"/>
       <w:r>
@@ -620,7 +4246,39 @@
           <w:sz w:val="28"/>
           <w:szCs w:val="28"/>
         </w:rPr>
-        <w:t xml:space="preserve"> class so that the constructor takes an object as a parameter (with keys </w:t>
+        <w:t xml:space="preserve"> {</w:t>
+      </w:r>
+    </w:p>
+    <w:p>
+      <w:pPr>
+        <w:ind w:left="1440"/>
+        <w:rPr>
+          <w:sz w:val="28"/>
+          <w:szCs w:val="28"/>
+        </w:rPr>
+      </w:pPr>
+      <w:r>
+        <w:rPr>
+          <w:sz w:val="28"/>
+          <w:szCs w:val="28"/>
+        </w:rPr>
+        <w:t>public:</w:t>
+      </w:r>
+    </w:p>
+    <w:p>
+      <w:pPr>
+        <w:ind w:left="1440"/>
+        <w:rPr>
+          <w:sz w:val="28"/>
+          <w:szCs w:val="28"/>
+        </w:rPr>
+      </w:pPr>
+      <w:r>
+        <w:rPr>
+          <w:sz w:val="28"/>
+          <w:szCs w:val="28"/>
+        </w:rPr>
+        <w:t xml:space="preserve">    int </w:t>
       </w:r>
       <w:proofErr w:type="spellStart"/>
       <w:r>
@@ -636,7 +4294,23 @@
           <w:sz w:val="28"/>
           <w:szCs w:val="28"/>
         </w:rPr>
-        <w:t xml:space="preserve">, </w:t>
+        <w:t>;</w:t>
+      </w:r>
+    </w:p>
+    <w:p>
+      <w:pPr>
+        <w:ind w:left="1440"/>
+        <w:rPr>
+          <w:sz w:val="28"/>
+          <w:szCs w:val="28"/>
+        </w:rPr>
+      </w:pPr>
+      <w:r>
+        <w:rPr>
+          <w:sz w:val="28"/>
+          <w:szCs w:val="28"/>
+        </w:rPr>
+        <w:t xml:space="preserve">    string </w:t>
       </w:r>
       <w:proofErr w:type="spellStart"/>
       <w:r>
@@ -652,7 +4326,23 @@
           <w:sz w:val="28"/>
           <w:szCs w:val="28"/>
         </w:rPr>
-        <w:t xml:space="preserve">, </w:t>
+        <w:t>;</w:t>
+      </w:r>
+    </w:p>
+    <w:p>
+      <w:pPr>
+        <w:ind w:left="1440"/>
+        <w:rPr>
+          <w:sz w:val="28"/>
+          <w:szCs w:val="28"/>
+        </w:rPr>
+      </w:pPr>
+      <w:r>
+        <w:rPr>
+          <w:sz w:val="28"/>
+          <w:szCs w:val="28"/>
+        </w:rPr>
+        <w:t xml:space="preserve">    bool </w:t>
       </w:r>
       <w:proofErr w:type="spellStart"/>
       <w:r>
@@ -668,7 +4358,653 @@
           <w:sz w:val="28"/>
           <w:szCs w:val="28"/>
         </w:rPr>
-        <w:t>) instead of separate arguments. Update your instantiation code to use this new constructor signature.</w:t>
+        <w:t>;</w:t>
+      </w:r>
+    </w:p>
+    <w:p>
+      <w:pPr>
+        <w:ind w:left="1440"/>
+        <w:rPr>
+          <w:sz w:val="28"/>
+          <w:szCs w:val="28"/>
+        </w:rPr>
+      </w:pPr>
+    </w:p>
+    <w:p>
+      <w:pPr>
+        <w:ind w:left="1440"/>
+        <w:rPr>
+          <w:sz w:val="28"/>
+          <w:szCs w:val="28"/>
+        </w:rPr>
+      </w:pPr>
+      <w:r>
+        <w:rPr>
+          <w:sz w:val="28"/>
+          <w:szCs w:val="28"/>
+        </w:rPr>
+        <w:t xml:space="preserve">    </w:t>
+      </w:r>
+      <w:proofErr w:type="spellStart"/>
+      <w:r>
+        <w:rPr>
+          <w:sz w:val="28"/>
+          <w:szCs w:val="28"/>
+        </w:rPr>
+        <w:t>FoodOrder</w:t>
+      </w:r>
+      <w:proofErr w:type="spellEnd"/>
+      <w:r>
+        <w:rPr>
+          <w:sz w:val="28"/>
+          <w:szCs w:val="28"/>
+        </w:rPr>
+        <w:t>(int id, string restaurant, bool delivered) {</w:t>
+      </w:r>
+    </w:p>
+    <w:p>
+      <w:pPr>
+        <w:ind w:left="1440"/>
+        <w:rPr>
+          <w:sz w:val="28"/>
+          <w:szCs w:val="28"/>
+        </w:rPr>
+      </w:pPr>
+      <w:r>
+        <w:rPr>
+          <w:sz w:val="28"/>
+          <w:szCs w:val="28"/>
+        </w:rPr>
+        <w:t xml:space="preserve">        </w:t>
+      </w:r>
+      <w:proofErr w:type="spellStart"/>
+      <w:r>
+        <w:rPr>
+          <w:sz w:val="28"/>
+          <w:szCs w:val="28"/>
+        </w:rPr>
+        <w:t>orderId</w:t>
+      </w:r>
+      <w:proofErr w:type="spellEnd"/>
+      <w:r>
+        <w:rPr>
+          <w:sz w:val="28"/>
+          <w:szCs w:val="28"/>
+        </w:rPr>
+        <w:t xml:space="preserve"> = id;</w:t>
+      </w:r>
+    </w:p>
+    <w:p>
+      <w:pPr>
+        <w:ind w:left="1440"/>
+        <w:rPr>
+          <w:sz w:val="28"/>
+          <w:szCs w:val="28"/>
+        </w:rPr>
+      </w:pPr>
+      <w:r>
+        <w:rPr>
+          <w:sz w:val="28"/>
+          <w:szCs w:val="28"/>
+        </w:rPr>
+        <w:t xml:space="preserve">        </w:t>
+      </w:r>
+      <w:proofErr w:type="spellStart"/>
+      <w:r>
+        <w:rPr>
+          <w:sz w:val="28"/>
+          <w:szCs w:val="28"/>
+        </w:rPr>
+        <w:t>restaurantName</w:t>
+      </w:r>
+      <w:proofErr w:type="spellEnd"/>
+      <w:r>
+        <w:rPr>
+          <w:sz w:val="28"/>
+          <w:szCs w:val="28"/>
+        </w:rPr>
+        <w:t xml:space="preserve"> = restaurant;</w:t>
+      </w:r>
+    </w:p>
+    <w:p>
+      <w:pPr>
+        <w:ind w:left="1440"/>
+        <w:rPr>
+          <w:sz w:val="28"/>
+          <w:szCs w:val="28"/>
+        </w:rPr>
+      </w:pPr>
+      <w:r>
+        <w:rPr>
+          <w:sz w:val="28"/>
+          <w:szCs w:val="28"/>
+        </w:rPr>
+        <w:t xml:space="preserve">        </w:t>
+      </w:r>
+      <w:proofErr w:type="spellStart"/>
+      <w:r>
+        <w:rPr>
+          <w:sz w:val="28"/>
+          <w:szCs w:val="28"/>
+        </w:rPr>
+        <w:t>isDelivered</w:t>
+      </w:r>
+      <w:proofErr w:type="spellEnd"/>
+      <w:r>
+        <w:rPr>
+          <w:sz w:val="28"/>
+          <w:szCs w:val="28"/>
+        </w:rPr>
+        <w:t xml:space="preserve"> = delivered;</w:t>
+      </w:r>
+    </w:p>
+    <w:p>
+      <w:pPr>
+        <w:ind w:left="1440"/>
+        <w:rPr>
+          <w:sz w:val="28"/>
+          <w:szCs w:val="28"/>
+        </w:rPr>
+      </w:pPr>
+      <w:r>
+        <w:rPr>
+          <w:sz w:val="28"/>
+          <w:szCs w:val="28"/>
+        </w:rPr>
+        <w:t xml:space="preserve">    }</w:t>
+      </w:r>
+    </w:p>
+    <w:p>
+      <w:pPr>
+        <w:ind w:left="1440"/>
+        <w:rPr>
+          <w:sz w:val="28"/>
+          <w:szCs w:val="28"/>
+        </w:rPr>
+      </w:pPr>
+    </w:p>
+    <w:p>
+      <w:pPr>
+        <w:ind w:left="1440"/>
+        <w:rPr>
+          <w:sz w:val="28"/>
+          <w:szCs w:val="28"/>
+        </w:rPr>
+      </w:pPr>
+      <w:r>
+        <w:rPr>
+          <w:sz w:val="28"/>
+          <w:szCs w:val="28"/>
+        </w:rPr>
+        <w:t xml:space="preserve">    void </w:t>
+      </w:r>
+      <w:proofErr w:type="spellStart"/>
+      <w:r>
+        <w:rPr>
+          <w:sz w:val="28"/>
+          <w:szCs w:val="28"/>
+        </w:rPr>
+        <w:t>markDelivered</w:t>
+      </w:r>
+      <w:proofErr w:type="spellEnd"/>
+      <w:r>
+        <w:rPr>
+          <w:sz w:val="28"/>
+          <w:szCs w:val="28"/>
+        </w:rPr>
+        <w:t>() {</w:t>
+      </w:r>
+    </w:p>
+    <w:p>
+      <w:pPr>
+        <w:ind w:left="1440"/>
+        <w:rPr>
+          <w:sz w:val="28"/>
+          <w:szCs w:val="28"/>
+        </w:rPr>
+      </w:pPr>
+      <w:r>
+        <w:rPr>
+          <w:sz w:val="28"/>
+          <w:szCs w:val="28"/>
+        </w:rPr>
+        <w:t xml:space="preserve">        </w:t>
+      </w:r>
+      <w:proofErr w:type="spellStart"/>
+      <w:r>
+        <w:rPr>
+          <w:sz w:val="28"/>
+          <w:szCs w:val="28"/>
+        </w:rPr>
+        <w:t>isDelivered</w:t>
+      </w:r>
+      <w:proofErr w:type="spellEnd"/>
+      <w:r>
+        <w:rPr>
+          <w:sz w:val="28"/>
+          <w:szCs w:val="28"/>
+        </w:rPr>
+        <w:t xml:space="preserve"> = true;</w:t>
+      </w:r>
+    </w:p>
+    <w:p>
+      <w:pPr>
+        <w:ind w:left="1440"/>
+        <w:rPr>
+          <w:sz w:val="28"/>
+          <w:szCs w:val="28"/>
+        </w:rPr>
+      </w:pPr>
+      <w:r>
+        <w:rPr>
+          <w:sz w:val="28"/>
+          <w:szCs w:val="28"/>
+        </w:rPr>
+        <w:t xml:space="preserve">        </w:t>
+      </w:r>
+      <w:proofErr w:type="spellStart"/>
+      <w:r>
+        <w:rPr>
+          <w:sz w:val="28"/>
+          <w:szCs w:val="28"/>
+        </w:rPr>
+        <w:t>cout</w:t>
+      </w:r>
+      <w:proofErr w:type="spellEnd"/>
+      <w:r>
+        <w:rPr>
+          <w:sz w:val="28"/>
+          <w:szCs w:val="28"/>
+        </w:rPr>
+        <w:t xml:space="preserve"> &lt;&lt; "Order delivered successfully!" &lt;&lt; </w:t>
+      </w:r>
+      <w:proofErr w:type="spellStart"/>
+      <w:r>
+        <w:rPr>
+          <w:sz w:val="28"/>
+          <w:szCs w:val="28"/>
+        </w:rPr>
+        <w:t>endl</w:t>
+      </w:r>
+      <w:proofErr w:type="spellEnd"/>
+      <w:r>
+        <w:rPr>
+          <w:sz w:val="28"/>
+          <w:szCs w:val="28"/>
+        </w:rPr>
+        <w:t>;</w:t>
+      </w:r>
+    </w:p>
+    <w:p>
+      <w:pPr>
+        <w:ind w:left="1440"/>
+        <w:rPr>
+          <w:sz w:val="28"/>
+          <w:szCs w:val="28"/>
+        </w:rPr>
+      </w:pPr>
+      <w:r>
+        <w:rPr>
+          <w:sz w:val="28"/>
+          <w:szCs w:val="28"/>
+        </w:rPr>
+        <w:t xml:space="preserve">    }</w:t>
+      </w:r>
+    </w:p>
+    <w:p>
+      <w:pPr>
+        <w:ind w:left="1440"/>
+        <w:rPr>
+          <w:sz w:val="28"/>
+          <w:szCs w:val="28"/>
+        </w:rPr>
+      </w:pPr>
+      <w:r>
+        <w:rPr>
+          <w:sz w:val="28"/>
+          <w:szCs w:val="28"/>
+        </w:rPr>
+        <w:t>};</w:t>
+      </w:r>
+    </w:p>
+    <w:p>
+      <w:pPr>
+        <w:ind w:left="1440"/>
+        <w:rPr>
+          <w:sz w:val="28"/>
+          <w:szCs w:val="28"/>
+        </w:rPr>
+      </w:pPr>
+    </w:p>
+    <w:p>
+      <w:pPr>
+        <w:ind w:left="1440"/>
+        <w:rPr>
+          <w:sz w:val="28"/>
+          <w:szCs w:val="28"/>
+        </w:rPr>
+      </w:pPr>
+      <w:r>
+        <w:rPr>
+          <w:sz w:val="28"/>
+          <w:szCs w:val="28"/>
+        </w:rPr>
+        <w:t>int main() {</w:t>
+      </w:r>
+    </w:p>
+    <w:p>
+      <w:pPr>
+        <w:ind w:left="1440"/>
+        <w:rPr>
+          <w:sz w:val="28"/>
+          <w:szCs w:val="28"/>
+        </w:rPr>
+      </w:pPr>
+      <w:r>
+        <w:rPr>
+          <w:sz w:val="28"/>
+          <w:szCs w:val="28"/>
+        </w:rPr>
+        <w:t xml:space="preserve">    </w:t>
+      </w:r>
+      <w:proofErr w:type="spellStart"/>
+      <w:r>
+        <w:rPr>
+          <w:sz w:val="28"/>
+          <w:szCs w:val="28"/>
+        </w:rPr>
+        <w:t>FoodOrder</w:t>
+      </w:r>
+      <w:proofErr w:type="spellEnd"/>
+      <w:r>
+        <w:rPr>
+          <w:sz w:val="28"/>
+          <w:szCs w:val="28"/>
+        </w:rPr>
+        <w:t xml:space="preserve"> order(101, "Dominos", false);</w:t>
+      </w:r>
+    </w:p>
+    <w:p>
+      <w:pPr>
+        <w:ind w:left="1440"/>
+        <w:rPr>
+          <w:sz w:val="28"/>
+          <w:szCs w:val="28"/>
+        </w:rPr>
+      </w:pPr>
+    </w:p>
+    <w:p>
+      <w:pPr>
+        <w:ind w:left="1440"/>
+        <w:rPr>
+          <w:sz w:val="28"/>
+          <w:szCs w:val="28"/>
+        </w:rPr>
+      </w:pPr>
+      <w:r>
+        <w:rPr>
+          <w:sz w:val="28"/>
+          <w:szCs w:val="28"/>
+        </w:rPr>
+        <w:t xml:space="preserve">    </w:t>
+      </w:r>
+      <w:proofErr w:type="spellStart"/>
+      <w:r>
+        <w:rPr>
+          <w:sz w:val="28"/>
+          <w:szCs w:val="28"/>
+        </w:rPr>
+        <w:t>cout</w:t>
+      </w:r>
+      <w:proofErr w:type="spellEnd"/>
+      <w:r>
+        <w:rPr>
+          <w:sz w:val="28"/>
+          <w:szCs w:val="28"/>
+        </w:rPr>
+        <w:t xml:space="preserve"> &lt;&lt; "Order ID: " &lt;&lt; </w:t>
+      </w:r>
+      <w:proofErr w:type="spellStart"/>
+      <w:r>
+        <w:rPr>
+          <w:sz w:val="28"/>
+          <w:szCs w:val="28"/>
+        </w:rPr>
+        <w:t>order.orderId</w:t>
+      </w:r>
+      <w:proofErr w:type="spellEnd"/>
+      <w:r>
+        <w:rPr>
+          <w:sz w:val="28"/>
+          <w:szCs w:val="28"/>
+        </w:rPr>
+        <w:t xml:space="preserve"> &lt;&lt; </w:t>
+      </w:r>
+      <w:proofErr w:type="spellStart"/>
+      <w:r>
+        <w:rPr>
+          <w:sz w:val="28"/>
+          <w:szCs w:val="28"/>
+        </w:rPr>
+        <w:t>endl</w:t>
+      </w:r>
+      <w:proofErr w:type="spellEnd"/>
+      <w:r>
+        <w:rPr>
+          <w:sz w:val="28"/>
+          <w:szCs w:val="28"/>
+        </w:rPr>
+        <w:t>;</w:t>
+      </w:r>
+    </w:p>
+    <w:p>
+      <w:pPr>
+        <w:ind w:left="1440"/>
+        <w:rPr>
+          <w:sz w:val="28"/>
+          <w:szCs w:val="28"/>
+        </w:rPr>
+      </w:pPr>
+      <w:r>
+        <w:rPr>
+          <w:sz w:val="28"/>
+          <w:szCs w:val="28"/>
+        </w:rPr>
+        <w:t xml:space="preserve">    </w:t>
+      </w:r>
+      <w:proofErr w:type="spellStart"/>
+      <w:r>
+        <w:rPr>
+          <w:sz w:val="28"/>
+          <w:szCs w:val="28"/>
+        </w:rPr>
+        <w:t>cout</w:t>
+      </w:r>
+      <w:proofErr w:type="spellEnd"/>
+      <w:r>
+        <w:rPr>
+          <w:sz w:val="28"/>
+          <w:szCs w:val="28"/>
+        </w:rPr>
+        <w:t xml:space="preserve"> &lt;&lt; "Restaurant: " &lt;&lt; </w:t>
+      </w:r>
+      <w:proofErr w:type="spellStart"/>
+      <w:r>
+        <w:rPr>
+          <w:sz w:val="28"/>
+          <w:szCs w:val="28"/>
+        </w:rPr>
+        <w:t>order.restaurantName</w:t>
+      </w:r>
+      <w:proofErr w:type="spellEnd"/>
+      <w:r>
+        <w:rPr>
+          <w:sz w:val="28"/>
+          <w:szCs w:val="28"/>
+        </w:rPr>
+        <w:t xml:space="preserve"> &lt;&lt; </w:t>
+      </w:r>
+      <w:proofErr w:type="spellStart"/>
+      <w:r>
+        <w:rPr>
+          <w:sz w:val="28"/>
+          <w:szCs w:val="28"/>
+        </w:rPr>
+        <w:t>endl</w:t>
+      </w:r>
+      <w:proofErr w:type="spellEnd"/>
+      <w:r>
+        <w:rPr>
+          <w:sz w:val="28"/>
+          <w:szCs w:val="28"/>
+        </w:rPr>
+        <w:t>;</w:t>
+      </w:r>
+    </w:p>
+    <w:p>
+      <w:pPr>
+        <w:ind w:left="1440"/>
+        <w:rPr>
+          <w:sz w:val="28"/>
+          <w:szCs w:val="28"/>
+        </w:rPr>
+      </w:pPr>
+      <w:r>
+        <w:rPr>
+          <w:sz w:val="28"/>
+          <w:szCs w:val="28"/>
+        </w:rPr>
+        <w:t xml:space="preserve">    </w:t>
+      </w:r>
+      <w:proofErr w:type="spellStart"/>
+      <w:r>
+        <w:rPr>
+          <w:sz w:val="28"/>
+          <w:szCs w:val="28"/>
+        </w:rPr>
+        <w:t>cout</w:t>
+      </w:r>
+      <w:proofErr w:type="spellEnd"/>
+      <w:r>
+        <w:rPr>
+          <w:sz w:val="28"/>
+          <w:szCs w:val="28"/>
+        </w:rPr>
+        <w:t xml:space="preserve"> &lt;&lt; "Delivered: " &lt;&lt; </w:t>
+      </w:r>
+      <w:proofErr w:type="spellStart"/>
+      <w:r>
+        <w:rPr>
+          <w:sz w:val="28"/>
+          <w:szCs w:val="28"/>
+        </w:rPr>
+        <w:t>order.isDelivered</w:t>
+      </w:r>
+      <w:proofErr w:type="spellEnd"/>
+      <w:r>
+        <w:rPr>
+          <w:sz w:val="28"/>
+          <w:szCs w:val="28"/>
+        </w:rPr>
+        <w:t xml:space="preserve"> &lt;&lt; </w:t>
+      </w:r>
+      <w:proofErr w:type="spellStart"/>
+      <w:r>
+        <w:rPr>
+          <w:sz w:val="28"/>
+          <w:szCs w:val="28"/>
+        </w:rPr>
+        <w:t>endl</w:t>
+      </w:r>
+      <w:proofErr w:type="spellEnd"/>
+      <w:r>
+        <w:rPr>
+          <w:sz w:val="28"/>
+          <w:szCs w:val="28"/>
+        </w:rPr>
+        <w:t>;</w:t>
+      </w:r>
+    </w:p>
+    <w:p>
+      <w:pPr>
+        <w:ind w:left="1440"/>
+        <w:rPr>
+          <w:sz w:val="28"/>
+          <w:szCs w:val="28"/>
+        </w:rPr>
+      </w:pPr>
+    </w:p>
+    <w:p>
+      <w:pPr>
+        <w:ind w:left="1440"/>
+        <w:rPr>
+          <w:sz w:val="28"/>
+          <w:szCs w:val="28"/>
+        </w:rPr>
+      </w:pPr>
+      <w:r>
+        <w:rPr>
+          <w:sz w:val="28"/>
+          <w:szCs w:val="28"/>
+        </w:rPr>
+        <w:t xml:space="preserve">    </w:t>
+      </w:r>
+      <w:proofErr w:type="spellStart"/>
+      <w:r>
+        <w:rPr>
+          <w:sz w:val="28"/>
+          <w:szCs w:val="28"/>
+        </w:rPr>
+        <w:t>order.markDelivered</w:t>
+      </w:r>
+      <w:proofErr w:type="spellEnd"/>
+      <w:r>
+        <w:rPr>
+          <w:sz w:val="28"/>
+          <w:szCs w:val="28"/>
+        </w:rPr>
+        <w:t>();</w:t>
+      </w:r>
+    </w:p>
+    <w:p>
+      <w:pPr>
+        <w:ind w:left="1440"/>
+        <w:rPr>
+          <w:sz w:val="28"/>
+          <w:szCs w:val="28"/>
+        </w:rPr>
+      </w:pPr>
+    </w:p>
+    <w:p>
+      <w:pPr>
+        <w:ind w:left="1440"/>
+        <w:rPr>
+          <w:sz w:val="28"/>
+          <w:szCs w:val="28"/>
+        </w:rPr>
+      </w:pPr>
+      <w:r>
+        <w:rPr>
+          <w:sz w:val="28"/>
+          <w:szCs w:val="28"/>
+        </w:rPr>
+        <w:t xml:space="preserve">    return 0;</w:t>
+      </w:r>
+    </w:p>
+    <w:p>
+      <w:pPr>
+        <w:ind w:left="1440"/>
+        <w:rPr>
+          <w:sz w:val="28"/>
+          <w:szCs w:val="28"/>
+        </w:rPr>
+      </w:pPr>
+      <w:r>
+        <w:rPr>
+          <w:sz w:val="28"/>
+          <w:szCs w:val="28"/>
+        </w:rPr>
+        <w:t>}</w:t>
       </w:r>
     </w:p>
     <w:p/>
@@ -1285,6 +5621,7 @@
   <w:style w:type="character" w:default="1" w:styleId="DefaultParagraphFont">
     <w:name w:val="Default Paragraph Font"/>
     <w:uiPriority w:val="1"/>
+    <w:semiHidden/>
     <w:unhideWhenUsed/>
   </w:style>
   <w:style w:type="table" w:default="1" w:styleId="TableNormal">
